--- a/Inputs/Templates/GRI Gasolinera.docx
+++ b/Inputs/Templates/GRI Gasolinera.docx
@@ -1,6 +1,6 @@
 
 <file path=word/document.xml><?xml version="1.0" encoding="utf-8"?>
-<w:document xmlns:wpc="http://schemas.microsoft.com/office/word/2010/wordprocessingCanvas" xmlns:cx="http://schemas.microsoft.com/office/drawing/2014/chartex" xmlns:cx1="http://schemas.microsoft.com/office/drawing/2015/9/8/chartex" xmlns:cx2="http://schemas.microsoft.com/office/drawing/2015/10/21/chartex" xmlns:cx3="http://schemas.microsoft.com/office/drawing/2016/5/9/chartex" xmlns:cx4="http://schemas.microsoft.com/office/drawing/2016/5/10/chartex" xmlns:cx5="http://schemas.microsoft.com/office/drawing/2016/5/11/chartex" xmlns:cx6="http://schemas.microsoft.com/office/drawing/2016/5/12/chartex" xmlns:cx7="http://schemas.microsoft.com/office/drawing/2016/5/13/chartex" xmlns:cx8="http://schemas.microsoft.com/office/drawing/2016/5/14/chartex" xmlns:mc="http://schemas.openxmlformats.org/markup-compatibility/2006" xmlns:aink="http://schemas.microsoft.com/office/drawing/2016/ink" xmlns:am3d="http://schemas.microsoft.com/office/drawing/2017/model3d" xmlns:o="urn:schemas-microsoft-com:office:office" xmlns:oel="http://schemas.microsoft.com/office/2019/extlst" xmlns:r="http://schemas.openxmlformats.org/officeDocument/2006/relationships" xmlns:m="http://schemas.openxmlformats.org/officeDocument/2006/math" xmlns:v="urn:schemas-microsoft-com:vml" xmlns:wp14="http://schemas.microsoft.com/office/word/2010/wordprocessingDrawing" xmlns:wp="http://schemas.openxmlformats.org/drawingml/2006/wordprocessingDrawing" xmlns:w10="urn:schemas-microsoft-com:office:word" xmlns:w="http://schemas.openxmlformats.org/wordprocessingml/2006/main" xmlns:w14="http://schemas.microsoft.com/office/word/2010/wordml" xmlns:w15="http://schemas.microsoft.com/office/word/2012/wordml" xmlns:w16cex="http://schemas.microsoft.com/office/word/2018/wordml/cex" xmlns:w16cid="http://schemas.microsoft.com/office/word/2016/wordml/cid" xmlns:w16="http://schemas.microsoft.com/office/word/2018/wordml" xmlns:w16sdtdh="http://schemas.microsoft.com/office/word/2020/wordml/sdtdatahash" xmlns:w16se="http://schemas.microsoft.com/office/word/2015/wordml/symex" xmlns:wpg="http://schemas.microsoft.com/office/word/2010/wordprocessingGroup" xmlns:wpi="http://schemas.microsoft.com/office/word/2010/wordprocessingInk" xmlns:wne="http://schemas.microsoft.com/office/word/2006/wordml" xmlns:wps="http://schemas.microsoft.com/office/word/2010/wordprocessingShape" mc:Ignorable="w14 w15 w16se w16cid w16 w16cex w16sdtdh wp14">
+<w:document xmlns:wpc="http://schemas.microsoft.com/office/word/2010/wordprocessingCanvas" xmlns:cx="http://schemas.microsoft.com/office/drawing/2014/chartex" xmlns:cx1="http://schemas.microsoft.com/office/drawing/2015/9/8/chartex" xmlns:cx2="http://schemas.microsoft.com/office/drawing/2015/10/21/chartex" xmlns:cx3="http://schemas.microsoft.com/office/drawing/2016/5/9/chartex" xmlns:cx4="http://schemas.microsoft.com/office/drawing/2016/5/10/chartex" xmlns:cx5="http://schemas.microsoft.com/office/drawing/2016/5/11/chartex" xmlns:cx6="http://schemas.microsoft.com/office/drawing/2016/5/12/chartex" xmlns:cx7="http://schemas.microsoft.com/office/drawing/2016/5/13/chartex" xmlns:cx8="http://schemas.microsoft.com/office/drawing/2016/5/14/chartex" xmlns:mc="http://schemas.openxmlformats.org/markup-compatibility/2006" xmlns:aink="http://schemas.microsoft.com/office/drawing/2016/ink" xmlns:am3d="http://schemas.microsoft.com/office/drawing/2017/model3d" xmlns:o="urn:schemas-microsoft-com:office:office" xmlns:oel="http://schemas.microsoft.com/office/2019/extlst" xmlns:r="http://schemas.openxmlformats.org/officeDocument/2006/relationships" xmlns:m="http://schemas.openxmlformats.org/officeDocument/2006/math" xmlns:v="urn:schemas-microsoft-com:vml" xmlns:wp14="http://schemas.microsoft.com/office/word/2010/wordprocessingDrawing" xmlns:wp="http://schemas.openxmlformats.org/drawingml/2006/wordprocessingDrawing" xmlns:w10="urn:schemas-microsoft-com:office:word" xmlns:w="http://schemas.openxmlformats.org/wordprocessingml/2006/main" xmlns:w14="http://schemas.microsoft.com/office/word/2010/wordml" xmlns:w15="http://schemas.microsoft.com/office/word/2012/wordml" xmlns:w16cex="http://schemas.microsoft.com/office/word/2018/wordml/cex" xmlns:w16cid="http://schemas.microsoft.com/office/word/2016/wordml/cid" xmlns:w16="http://schemas.microsoft.com/office/word/2018/wordml" xmlns:w16du="http://schemas.microsoft.com/office/word/2023/wordml/word16du" xmlns:w16sdtdh="http://schemas.microsoft.com/office/word/2020/wordml/sdtdatahash" xmlns:w16se="http://schemas.microsoft.com/office/word/2015/wordml/symex" xmlns:wpg="http://schemas.microsoft.com/office/word/2010/wordprocessingGroup" xmlns:wpi="http://schemas.microsoft.com/office/word/2010/wordprocessingInk" xmlns:wne="http://schemas.microsoft.com/office/word/2006/wordml" xmlns:wps="http://schemas.microsoft.com/office/word/2010/wordprocessingShape" mc:Ignorable="w14 w15 w16se w16cid w16 w16cex w16sdtdh w16du wp14">
   <w:body>
     <w:p>
       <w:pPr>
@@ -13169,7 +13169,7 @@
 </file>
 
 <file path=word/endnotes.xml><?xml version="1.0" encoding="utf-8"?>
-<w:endnotes xmlns:wpc="http://schemas.microsoft.com/office/word/2010/wordprocessingCanvas" xmlns:cx="http://schemas.microsoft.com/office/drawing/2014/chartex" xmlns:cx1="http://schemas.microsoft.com/office/drawing/2015/9/8/chartex" xmlns:cx2="http://schemas.microsoft.com/office/drawing/2015/10/21/chartex" xmlns:cx3="http://schemas.microsoft.com/office/drawing/2016/5/9/chartex" xmlns:cx4="http://schemas.microsoft.com/office/drawing/2016/5/10/chartex" xmlns:cx5="http://schemas.microsoft.com/office/drawing/2016/5/11/chartex" xmlns:cx6="http://schemas.microsoft.com/office/drawing/2016/5/12/chartex" xmlns:cx7="http://schemas.microsoft.com/office/drawing/2016/5/13/chartex" xmlns:cx8="http://schemas.microsoft.com/office/drawing/2016/5/14/chartex" xmlns:mc="http://schemas.openxmlformats.org/markup-compatibility/2006" xmlns:aink="http://schemas.microsoft.com/office/drawing/2016/ink" xmlns:am3d="http://schemas.microsoft.com/office/drawing/2017/model3d" xmlns:o="urn:schemas-microsoft-com:office:office" xmlns:oel="http://schemas.microsoft.com/office/2019/extlst" xmlns:r="http://schemas.openxmlformats.org/officeDocument/2006/relationships" xmlns:m="http://schemas.openxmlformats.org/officeDocument/2006/math" xmlns:v="urn:schemas-microsoft-com:vml" xmlns:wp14="http://schemas.microsoft.com/office/word/2010/wordprocessingDrawing" xmlns:wp="http://schemas.openxmlformats.org/drawingml/2006/wordprocessingDrawing" xmlns:w10="urn:schemas-microsoft-com:office:word" xmlns:w="http://schemas.openxmlformats.org/wordprocessingml/2006/main" xmlns:w14="http://schemas.microsoft.com/office/word/2010/wordml" xmlns:w15="http://schemas.microsoft.com/office/word/2012/wordml" xmlns:w16cex="http://schemas.microsoft.com/office/word/2018/wordml/cex" xmlns:w16cid="http://schemas.microsoft.com/office/word/2016/wordml/cid" xmlns:w16="http://schemas.microsoft.com/office/word/2018/wordml" xmlns:w16sdtdh="http://schemas.microsoft.com/office/word/2020/wordml/sdtdatahash" xmlns:w16se="http://schemas.microsoft.com/office/word/2015/wordml/symex" xmlns:wpg="http://schemas.microsoft.com/office/word/2010/wordprocessingGroup" xmlns:wpi="http://schemas.microsoft.com/office/word/2010/wordprocessingInk" xmlns:wne="http://schemas.microsoft.com/office/word/2006/wordml" xmlns:wps="http://schemas.microsoft.com/office/word/2010/wordprocessingShape" mc:Ignorable="w14 w15 w16se w16cid w16 w16cex w16sdtdh wp14">
+<w:endnotes xmlns:wpc="http://schemas.microsoft.com/office/word/2010/wordprocessingCanvas" xmlns:cx="http://schemas.microsoft.com/office/drawing/2014/chartex" xmlns:cx1="http://schemas.microsoft.com/office/drawing/2015/9/8/chartex" xmlns:cx2="http://schemas.microsoft.com/office/drawing/2015/10/21/chartex" xmlns:cx3="http://schemas.microsoft.com/office/drawing/2016/5/9/chartex" xmlns:cx4="http://schemas.microsoft.com/office/drawing/2016/5/10/chartex" xmlns:cx5="http://schemas.microsoft.com/office/drawing/2016/5/11/chartex" xmlns:cx6="http://schemas.microsoft.com/office/drawing/2016/5/12/chartex" xmlns:cx7="http://schemas.microsoft.com/office/drawing/2016/5/13/chartex" xmlns:cx8="http://schemas.microsoft.com/office/drawing/2016/5/14/chartex" xmlns:mc="http://schemas.openxmlformats.org/markup-compatibility/2006" xmlns:aink="http://schemas.microsoft.com/office/drawing/2016/ink" xmlns:am3d="http://schemas.microsoft.com/office/drawing/2017/model3d" xmlns:o="urn:schemas-microsoft-com:office:office" xmlns:oel="http://schemas.microsoft.com/office/2019/extlst" xmlns:r="http://schemas.openxmlformats.org/officeDocument/2006/relationships" xmlns:m="http://schemas.openxmlformats.org/officeDocument/2006/math" xmlns:v="urn:schemas-microsoft-com:vml" xmlns:wp14="http://schemas.microsoft.com/office/word/2010/wordprocessingDrawing" xmlns:wp="http://schemas.openxmlformats.org/drawingml/2006/wordprocessingDrawing" xmlns:w10="urn:schemas-microsoft-com:office:word" xmlns:w="http://schemas.openxmlformats.org/wordprocessingml/2006/main" xmlns:w14="http://schemas.microsoft.com/office/word/2010/wordml" xmlns:w15="http://schemas.microsoft.com/office/word/2012/wordml" xmlns:w16cex="http://schemas.microsoft.com/office/word/2018/wordml/cex" xmlns:w16cid="http://schemas.microsoft.com/office/word/2016/wordml/cid" xmlns:w16="http://schemas.microsoft.com/office/word/2018/wordml" xmlns:w16du="http://schemas.microsoft.com/office/word/2023/wordml/word16du" xmlns:w16sdtdh="http://schemas.microsoft.com/office/word/2020/wordml/sdtdatahash" xmlns:w16se="http://schemas.microsoft.com/office/word/2015/wordml/symex" xmlns:wpg="http://schemas.microsoft.com/office/word/2010/wordprocessingGroup" xmlns:wpi="http://schemas.microsoft.com/office/word/2010/wordprocessingInk" xmlns:wne="http://schemas.microsoft.com/office/word/2006/wordml" xmlns:wps="http://schemas.microsoft.com/office/word/2010/wordprocessingShape" mc:Ignorable="w14 w15 w16se w16cid w16 w16cex w16sdtdh w16du wp14">
   <w:endnote w:type="separator" w:id="-1">
     <w:p>
       <w:pPr>
@@ -13194,7 +13194,7 @@
 </file>
 
 <file path=word/footer1.xml><?xml version="1.0" encoding="utf-8"?>
-<w:ftr xmlns:wpc="http://schemas.microsoft.com/office/word/2010/wordprocessingCanvas" xmlns:cx="http://schemas.microsoft.com/office/drawing/2014/chartex" xmlns:cx1="http://schemas.microsoft.com/office/drawing/2015/9/8/chartex" xmlns:cx2="http://schemas.microsoft.com/office/drawing/2015/10/21/chartex" xmlns:cx3="http://schemas.microsoft.com/office/drawing/2016/5/9/chartex" xmlns:cx4="http://schemas.microsoft.com/office/drawing/2016/5/10/chartex" xmlns:cx5="http://schemas.microsoft.com/office/drawing/2016/5/11/chartex" xmlns:cx6="http://schemas.microsoft.com/office/drawing/2016/5/12/chartex" xmlns:cx7="http://schemas.microsoft.com/office/drawing/2016/5/13/chartex" xmlns:cx8="http://schemas.microsoft.com/office/drawing/2016/5/14/chartex" xmlns:mc="http://schemas.openxmlformats.org/markup-compatibility/2006" xmlns:aink="http://schemas.microsoft.com/office/drawing/2016/ink" xmlns:am3d="http://schemas.microsoft.com/office/drawing/2017/model3d" xmlns:o="urn:schemas-microsoft-com:office:office" xmlns:oel="http://schemas.microsoft.com/office/2019/extlst" xmlns:r="http://schemas.openxmlformats.org/officeDocument/2006/relationships" xmlns:m="http://schemas.openxmlformats.org/officeDocument/2006/math" xmlns:v="urn:schemas-microsoft-com:vml" xmlns:wp14="http://schemas.microsoft.com/office/word/2010/wordprocessingDrawing" xmlns:wp="http://schemas.openxmlformats.org/drawingml/2006/wordprocessingDrawing" xmlns:w10="urn:schemas-microsoft-com:office:word" xmlns:w="http://schemas.openxmlformats.org/wordprocessingml/2006/main" xmlns:w14="http://schemas.microsoft.com/office/word/2010/wordml" xmlns:w15="http://schemas.microsoft.com/office/word/2012/wordml" xmlns:w16cex="http://schemas.microsoft.com/office/word/2018/wordml/cex" xmlns:w16cid="http://schemas.microsoft.com/office/word/2016/wordml/cid" xmlns:w16="http://schemas.microsoft.com/office/word/2018/wordml" xmlns:w16sdtdh="http://schemas.microsoft.com/office/word/2020/wordml/sdtdatahash" xmlns:w16se="http://schemas.microsoft.com/office/word/2015/wordml/symex" xmlns:wpg="http://schemas.microsoft.com/office/word/2010/wordprocessingGroup" xmlns:wpi="http://schemas.microsoft.com/office/word/2010/wordprocessingInk" xmlns:wne="http://schemas.microsoft.com/office/word/2006/wordml" xmlns:wps="http://schemas.microsoft.com/office/word/2010/wordprocessingShape" mc:Ignorable="w14 w15 w16se w16cid w16 w16cex w16sdtdh wp14">
+<w:ftr xmlns:wpc="http://schemas.microsoft.com/office/word/2010/wordprocessingCanvas" xmlns:cx="http://schemas.microsoft.com/office/drawing/2014/chartex" xmlns:cx1="http://schemas.microsoft.com/office/drawing/2015/9/8/chartex" xmlns:cx2="http://schemas.microsoft.com/office/drawing/2015/10/21/chartex" xmlns:cx3="http://schemas.microsoft.com/office/drawing/2016/5/9/chartex" xmlns:cx4="http://schemas.microsoft.com/office/drawing/2016/5/10/chartex" xmlns:cx5="http://schemas.microsoft.com/office/drawing/2016/5/11/chartex" xmlns:cx6="http://schemas.microsoft.com/office/drawing/2016/5/12/chartex" xmlns:cx7="http://schemas.microsoft.com/office/drawing/2016/5/13/chartex" xmlns:cx8="http://schemas.microsoft.com/office/drawing/2016/5/14/chartex" xmlns:mc="http://schemas.openxmlformats.org/markup-compatibility/2006" xmlns:aink="http://schemas.microsoft.com/office/drawing/2016/ink" xmlns:am3d="http://schemas.microsoft.com/office/drawing/2017/model3d" xmlns:o="urn:schemas-microsoft-com:office:office" xmlns:oel="http://schemas.microsoft.com/office/2019/extlst" xmlns:r="http://schemas.openxmlformats.org/officeDocument/2006/relationships" xmlns:m="http://schemas.openxmlformats.org/officeDocument/2006/math" xmlns:v="urn:schemas-microsoft-com:vml" xmlns:wp14="http://schemas.microsoft.com/office/word/2010/wordprocessingDrawing" xmlns:wp="http://schemas.openxmlformats.org/drawingml/2006/wordprocessingDrawing" xmlns:w10="urn:schemas-microsoft-com:office:word" xmlns:w="http://schemas.openxmlformats.org/wordprocessingml/2006/main" xmlns:w14="http://schemas.microsoft.com/office/word/2010/wordml" xmlns:w15="http://schemas.microsoft.com/office/word/2012/wordml" xmlns:w16cex="http://schemas.microsoft.com/office/word/2018/wordml/cex" xmlns:w16cid="http://schemas.microsoft.com/office/word/2016/wordml/cid" xmlns:w16="http://schemas.microsoft.com/office/word/2018/wordml" xmlns:w16du="http://schemas.microsoft.com/office/word/2023/wordml/word16du" xmlns:w16sdtdh="http://schemas.microsoft.com/office/word/2020/wordml/sdtdatahash" xmlns:w16se="http://schemas.microsoft.com/office/word/2015/wordml/symex" xmlns:wpg="http://schemas.microsoft.com/office/word/2010/wordprocessingGroup" xmlns:wpi="http://schemas.microsoft.com/office/word/2010/wordprocessingInk" xmlns:wne="http://schemas.microsoft.com/office/word/2006/wordml" xmlns:wps="http://schemas.microsoft.com/office/word/2010/wordprocessingShape" mc:Ignorable="w14 w15 w16se w16cid w16 w16cex w16sdtdh w16du wp14">
   <w:sdt>
     <w:sdtPr>
       <w:id w:val="-1610963637"/>
@@ -13203,6 +13203,7 @@
         <w:docPartUnique/>
       </w:docPartObj>
     </w:sdtPr>
+    <w:sdtEndPr/>
     <w:sdtContent>
       <w:sdt>
         <w:sdtPr>
@@ -13212,6 +13213,7 @@
             <w:docPartUnique/>
           </w:docPartObj>
         </w:sdtPr>
+        <w:sdtEndPr/>
         <w:sdtContent>
           <w:p>
             <w:pPr>
@@ -13546,7 +13548,7 @@
 </file>
 
 <file path=word/footnotes.xml><?xml version="1.0" encoding="utf-8"?>
-<w:footnotes xmlns:wpc="http://schemas.microsoft.com/office/word/2010/wordprocessingCanvas" xmlns:cx="http://schemas.microsoft.com/office/drawing/2014/chartex" xmlns:cx1="http://schemas.microsoft.com/office/drawing/2015/9/8/chartex" xmlns:cx2="http://schemas.microsoft.com/office/drawing/2015/10/21/chartex" xmlns:cx3="http://schemas.microsoft.com/office/drawing/2016/5/9/chartex" xmlns:cx4="http://schemas.microsoft.com/office/drawing/2016/5/10/chartex" xmlns:cx5="http://schemas.microsoft.com/office/drawing/2016/5/11/chartex" xmlns:cx6="http://schemas.microsoft.com/office/drawing/2016/5/12/chartex" xmlns:cx7="http://schemas.microsoft.com/office/drawing/2016/5/13/chartex" xmlns:cx8="http://schemas.microsoft.com/office/drawing/2016/5/14/chartex" xmlns:mc="http://schemas.openxmlformats.org/markup-compatibility/2006" xmlns:aink="http://schemas.microsoft.com/office/drawing/2016/ink" xmlns:am3d="http://schemas.microsoft.com/office/drawing/2017/model3d" xmlns:o="urn:schemas-microsoft-com:office:office" xmlns:oel="http://schemas.microsoft.com/office/2019/extlst" xmlns:r="http://schemas.openxmlformats.org/officeDocument/2006/relationships" xmlns:m="http://schemas.openxmlformats.org/officeDocument/2006/math" xmlns:v="urn:schemas-microsoft-com:vml" xmlns:wp14="http://schemas.microsoft.com/office/word/2010/wordprocessingDrawing" xmlns:wp="http://schemas.openxmlformats.org/drawingml/2006/wordprocessingDrawing" xmlns:w10="urn:schemas-microsoft-com:office:word" xmlns:w="http://schemas.openxmlformats.org/wordprocessingml/2006/main" xmlns:w14="http://schemas.microsoft.com/office/word/2010/wordml" xmlns:w15="http://schemas.microsoft.com/office/word/2012/wordml" xmlns:w16cex="http://schemas.microsoft.com/office/word/2018/wordml/cex" xmlns:w16cid="http://schemas.microsoft.com/office/word/2016/wordml/cid" xmlns:w16="http://schemas.microsoft.com/office/word/2018/wordml" xmlns:w16sdtdh="http://schemas.microsoft.com/office/word/2020/wordml/sdtdatahash" xmlns:w16se="http://schemas.microsoft.com/office/word/2015/wordml/symex" xmlns:wpg="http://schemas.microsoft.com/office/word/2010/wordprocessingGroup" xmlns:wpi="http://schemas.microsoft.com/office/word/2010/wordprocessingInk" xmlns:wne="http://schemas.microsoft.com/office/word/2006/wordml" xmlns:wps="http://schemas.microsoft.com/office/word/2010/wordprocessingShape" mc:Ignorable="w14 w15 w16se w16cid w16 w16cex w16sdtdh wp14">
+<w:footnotes xmlns:wpc="http://schemas.microsoft.com/office/word/2010/wordprocessingCanvas" xmlns:cx="http://schemas.microsoft.com/office/drawing/2014/chartex" xmlns:cx1="http://schemas.microsoft.com/office/drawing/2015/9/8/chartex" xmlns:cx2="http://schemas.microsoft.com/office/drawing/2015/10/21/chartex" xmlns:cx3="http://schemas.microsoft.com/office/drawing/2016/5/9/chartex" xmlns:cx4="http://schemas.microsoft.com/office/drawing/2016/5/10/chartex" xmlns:cx5="http://schemas.microsoft.com/office/drawing/2016/5/11/chartex" xmlns:cx6="http://schemas.microsoft.com/office/drawing/2016/5/12/chartex" xmlns:cx7="http://schemas.microsoft.com/office/drawing/2016/5/13/chartex" xmlns:cx8="http://schemas.microsoft.com/office/drawing/2016/5/14/chartex" xmlns:mc="http://schemas.openxmlformats.org/markup-compatibility/2006" xmlns:aink="http://schemas.microsoft.com/office/drawing/2016/ink" xmlns:am3d="http://schemas.microsoft.com/office/drawing/2017/model3d" xmlns:o="urn:schemas-microsoft-com:office:office" xmlns:oel="http://schemas.microsoft.com/office/2019/extlst" xmlns:r="http://schemas.openxmlformats.org/officeDocument/2006/relationships" xmlns:m="http://schemas.openxmlformats.org/officeDocument/2006/math" xmlns:v="urn:schemas-microsoft-com:vml" xmlns:wp14="http://schemas.microsoft.com/office/word/2010/wordprocessingDrawing" xmlns:wp="http://schemas.openxmlformats.org/drawingml/2006/wordprocessingDrawing" xmlns:w10="urn:schemas-microsoft-com:office:word" xmlns:w="http://schemas.openxmlformats.org/wordprocessingml/2006/main" xmlns:w14="http://schemas.microsoft.com/office/word/2010/wordml" xmlns:w15="http://schemas.microsoft.com/office/word/2012/wordml" xmlns:w16cex="http://schemas.microsoft.com/office/word/2018/wordml/cex" xmlns:w16cid="http://schemas.microsoft.com/office/word/2016/wordml/cid" xmlns:w16="http://schemas.microsoft.com/office/word/2018/wordml" xmlns:w16du="http://schemas.microsoft.com/office/word/2023/wordml/word16du" xmlns:w16sdtdh="http://schemas.microsoft.com/office/word/2020/wordml/sdtdatahash" xmlns:w16se="http://schemas.microsoft.com/office/word/2015/wordml/symex" xmlns:wpg="http://schemas.microsoft.com/office/word/2010/wordprocessingGroup" xmlns:wpi="http://schemas.microsoft.com/office/word/2010/wordprocessingInk" xmlns:wne="http://schemas.microsoft.com/office/word/2006/wordml" xmlns:wps="http://schemas.microsoft.com/office/word/2010/wordprocessingShape" mc:Ignorable="w14 w15 w16se w16cid w16 w16cex w16sdtdh w16du wp14">
   <w:footnote w:type="separator" w:id="-1">
     <w:p>
       <w:pPr>
@@ -13571,200 +13573,135 @@
 </file>
 
 <file path=word/header1.xml><?xml version="1.0" encoding="utf-8"?>
-<w:hdr xmlns:wpc="http://schemas.microsoft.com/office/word/2010/wordprocessingCanvas" xmlns:cx="http://schemas.microsoft.com/office/drawing/2014/chartex" xmlns:cx1="http://schemas.microsoft.com/office/drawing/2015/9/8/chartex" xmlns:cx2="http://schemas.microsoft.com/office/drawing/2015/10/21/chartex" xmlns:cx3="http://schemas.microsoft.com/office/drawing/2016/5/9/chartex" xmlns:cx4="http://schemas.microsoft.com/office/drawing/2016/5/10/chartex" xmlns:cx5="http://schemas.microsoft.com/office/drawing/2016/5/11/chartex" xmlns:cx6="http://schemas.microsoft.com/office/drawing/2016/5/12/chartex" xmlns:cx7="http://schemas.microsoft.com/office/drawing/2016/5/13/chartex" xmlns:cx8="http://schemas.microsoft.com/office/drawing/2016/5/14/chartex" xmlns:mc="http://schemas.openxmlformats.org/markup-compatibility/2006" xmlns:aink="http://schemas.microsoft.com/office/drawing/2016/ink" xmlns:am3d="http://schemas.microsoft.com/office/drawing/2017/model3d" xmlns:o="urn:schemas-microsoft-com:office:office" xmlns:oel="http://schemas.microsoft.com/office/2019/extlst" xmlns:r="http://schemas.openxmlformats.org/officeDocument/2006/relationships" xmlns:m="http://schemas.openxmlformats.org/officeDocument/2006/math" xmlns:v="urn:schemas-microsoft-com:vml" xmlns:wp14="http://schemas.microsoft.com/office/word/2010/wordprocessingDrawing" xmlns:wp="http://schemas.openxmlformats.org/drawingml/2006/wordprocessingDrawing" xmlns:w10="urn:schemas-microsoft-com:office:word" xmlns:w="http://schemas.openxmlformats.org/wordprocessingml/2006/main" xmlns:w14="http://schemas.microsoft.com/office/word/2010/wordml" xmlns:w15="http://schemas.microsoft.com/office/word/2012/wordml" xmlns:w16cex="http://schemas.microsoft.com/office/word/2018/wordml/cex" xmlns:w16cid="http://schemas.microsoft.com/office/word/2016/wordml/cid" xmlns:w16="http://schemas.microsoft.com/office/word/2018/wordml" xmlns:w16sdtdh="http://schemas.microsoft.com/office/word/2020/wordml/sdtdatahash" xmlns:w16se="http://schemas.microsoft.com/office/word/2015/wordml/symex" xmlns:wpg="http://schemas.microsoft.com/office/word/2010/wordprocessingGroup" xmlns:wpi="http://schemas.microsoft.com/office/word/2010/wordprocessingInk" xmlns:wne="http://schemas.microsoft.com/office/word/2006/wordml" xmlns:wps="http://schemas.microsoft.com/office/word/2010/wordprocessingShape" mc:Ignorable="w14 w15 w16se w16cid w16 w16cex w16sdtdh wp14">
+<w:hdr xmlns:wpc="http://schemas.microsoft.com/office/word/2010/wordprocessingCanvas" xmlns:cx="http://schemas.microsoft.com/office/drawing/2014/chartex" xmlns:cx1="http://schemas.microsoft.com/office/drawing/2015/9/8/chartex" xmlns:cx2="http://schemas.microsoft.com/office/drawing/2015/10/21/chartex" xmlns:cx3="http://schemas.microsoft.com/office/drawing/2016/5/9/chartex" xmlns:cx4="http://schemas.microsoft.com/office/drawing/2016/5/10/chartex" xmlns:cx5="http://schemas.microsoft.com/office/drawing/2016/5/11/chartex" xmlns:cx6="http://schemas.microsoft.com/office/drawing/2016/5/12/chartex" xmlns:cx7="http://schemas.microsoft.com/office/drawing/2016/5/13/chartex" xmlns:cx8="http://schemas.microsoft.com/office/drawing/2016/5/14/chartex" xmlns:mc="http://schemas.openxmlformats.org/markup-compatibility/2006" xmlns:aink="http://schemas.microsoft.com/office/drawing/2016/ink" xmlns:am3d="http://schemas.microsoft.com/office/drawing/2017/model3d" xmlns:o="urn:schemas-microsoft-com:office:office" xmlns:oel="http://schemas.microsoft.com/office/2019/extlst" xmlns:r="http://schemas.openxmlformats.org/officeDocument/2006/relationships" xmlns:m="http://schemas.openxmlformats.org/officeDocument/2006/math" xmlns:v="urn:schemas-microsoft-com:vml" xmlns:wp14="http://schemas.microsoft.com/office/word/2010/wordprocessingDrawing" xmlns:wp="http://schemas.openxmlformats.org/drawingml/2006/wordprocessingDrawing" xmlns:w10="urn:schemas-microsoft-com:office:word" xmlns:w="http://schemas.openxmlformats.org/wordprocessingml/2006/main" xmlns:w14="http://schemas.microsoft.com/office/word/2010/wordml" xmlns:w15="http://schemas.microsoft.com/office/word/2012/wordml" xmlns:w16cex="http://schemas.microsoft.com/office/word/2018/wordml/cex" xmlns:w16cid="http://schemas.microsoft.com/office/word/2016/wordml/cid" xmlns:w16="http://schemas.microsoft.com/office/word/2018/wordml" xmlns:w16du="http://schemas.microsoft.com/office/word/2023/wordml/word16du" xmlns:w16sdtdh="http://schemas.microsoft.com/office/word/2020/wordml/sdtdatahash" xmlns:w16se="http://schemas.microsoft.com/office/word/2015/wordml/symex" xmlns:wpg="http://schemas.microsoft.com/office/word/2010/wordprocessingGroup" xmlns:wpi="http://schemas.microsoft.com/office/word/2010/wordprocessingInk" xmlns:wne="http://schemas.microsoft.com/office/word/2006/wordml" xmlns:wps="http://schemas.microsoft.com/office/word/2010/wordprocessingShape" mc:Ignorable="w14 w15 w16se w16cid w16 w16cex w16sdtdh w16du wp14">
+  <w:tbl>
+    <w:tblPr>
+      <w:tblStyle w:val="Tablaconcuadrcula"/>
+      <w:tblW w:w="0" w:type="auto"/>
+      <w:tblBorders>
+        <w:top w:val="none" w:sz="0" w:space="0" w:color="auto"/>
+        <w:left w:val="none" w:sz="0" w:space="0" w:color="auto"/>
+        <w:bottom w:val="none" w:sz="0" w:space="0" w:color="auto"/>
+        <w:right w:val="none" w:sz="0" w:space="0" w:color="auto"/>
+        <w:insideH w:val="none" w:sz="0" w:space="0" w:color="auto"/>
+        <w:insideV w:val="none" w:sz="0" w:space="0" w:color="auto"/>
+      </w:tblBorders>
+      <w:tblLook w:val="04A0" w:firstRow="1" w:lastRow="0" w:firstColumn="1" w:lastColumn="0" w:noHBand="0" w:noVBand="1"/>
+    </w:tblPr>
+    <w:tblGrid>
+      <w:gridCol w:w="6658"/>
+      <w:gridCol w:w="2170"/>
+    </w:tblGrid>
+    <w:tr>
+      <w:tc>
+        <w:tcPr>
+          <w:tcW w:w="6658" w:type="dxa"/>
+        </w:tcPr>
+        <w:p>
+          <w:pPr>
+            <w:pStyle w:val="Encabezado"/>
+            <w:tabs>
+              <w:tab w:val="right" w:pos="7371"/>
+            </w:tabs>
+            <w:ind w:right="-111"/>
+            <w:jc w:val="center"/>
+            <w:rPr>
+              <w:b/>
+              <w:bCs/>
+              <w:noProof/>
+            </w:rPr>
+          </w:pPr>
+          <w:r>
+            <w:rPr>
+              <w:b/>
+              <w:bCs/>
+              <w:noProof/>
+            </w:rPr>
+            <w:t>PROGRAMA INTERNO DE PROTECCIÓN CIVIL 2024</w:t>
+          </w:r>
+        </w:p>
+        <w:p>
+          <w:pPr>
+            <w:pStyle w:val="Encabezado"/>
+            <w:tabs>
+              <w:tab w:val="right" w:pos="7371"/>
+            </w:tabs>
+            <w:ind w:right="-111"/>
+            <w:jc w:val="center"/>
+            <w:rPr>
+              <w:b/>
+              <w:bCs/>
+              <w:noProof/>
+            </w:rPr>
+          </w:pPr>
+          <w:r>
+            <w:rPr>
+              <w:b/>
+              <w:bCs/>
+              <w:noProof/>
+            </w:rPr>
+            <w:t>{{ razon_social }}</w:t>
+          </w:r>
+        </w:p>
+        <w:p>
+          <w:pPr>
+            <w:pStyle w:val="Encabezado"/>
+            <w:tabs>
+              <w:tab w:val="center" w:pos="4003"/>
+              <w:tab w:val="right" w:pos="7371"/>
+            </w:tabs>
+            <w:ind w:right="-111"/>
+            <w:jc w:val="center"/>
+            <w:rPr>
+              <w:noProof/>
+            </w:rPr>
+          </w:pPr>
+          <w:r>
+            <w:rPr>
+              <w:b/>
+              <w:bCs/>
+              <w:noProof/>
+            </w:rPr>
+            <w:t>{{ nombre_comercial }}</w:t>
+          </w:r>
+        </w:p>
+      </w:tc>
+      <w:tc>
+        <w:tcPr>
+          <w:tcW w:w="2170" w:type="dxa"/>
+          <w:vAlign w:val="center"/>
+        </w:tcPr>
+        <w:p>
+          <w:pPr>
+            <w:pStyle w:val="Encabezado"/>
+            <w:tabs>
+              <w:tab w:val="right" w:pos="7371"/>
+            </w:tabs>
+            <w:jc w:val="center"/>
+            <w:rPr>
+              <w:noProof/>
+            </w:rPr>
+          </w:pPr>
+          <w:r>
+            <w:rPr>
+              <w:noProof/>
+            </w:rPr>
+            <w:t>{{ logo2 }}</w:t>
+          </w:r>
+        </w:p>
+      </w:tc>
+    </w:tr>
+  </w:tbl>
   <w:p>
     <w:pPr>
       <w:pStyle w:val="Encabezado"/>
-      <w:tabs>
-        <w:tab w:val="clear" w:pos="8838"/>
-        <w:tab w:val="right" w:pos="8222"/>
-        <w:tab w:val="left" w:pos="8647"/>
-      </w:tabs>
-      <w:ind w:right="1467"/>
-      <w:jc w:val="center"/>
-      <w:rPr>
-        <w:rFonts w:cstheme="minorHAnsi"/>
-        <w:b/>
-      </w:rPr>
     </w:pPr>
-    <w:r>
-      <w:rPr>
-        <w:noProof/>
-      </w:rPr>
-      <w:drawing>
-        <wp:anchor distT="0" distB="0" distL="114300" distR="114300" simplePos="0" relativeHeight="251667456" behindDoc="0" locked="0" layoutInCell="1" allowOverlap="1" wp14:anchorId="78E8E86B" wp14:editId="1A295353">
-          <wp:simplePos x="0" y="0"/>
-          <wp:positionH relativeFrom="margin">
-            <wp:align>right</wp:align>
-          </wp:positionH>
-          <wp:positionV relativeFrom="paragraph">
-            <wp:posOffset>-360680</wp:posOffset>
-          </wp:positionV>
-          <wp:extent cx="1013460" cy="1013460"/>
-          <wp:effectExtent l="0" t="0" r="0" b="0"/>
-          <wp:wrapNone/>
-          <wp:docPr id="843740038" name="Imagen 843740038"/>
-          <wp:cNvGraphicFramePr>
-            <a:graphicFrameLocks xmlns:a="http://schemas.openxmlformats.org/drawingml/2006/main" noChangeAspect="1"/>
-          </wp:cNvGraphicFramePr>
-          <a:graphic xmlns:a="http://schemas.openxmlformats.org/drawingml/2006/main">
-            <a:graphicData uri="http://schemas.openxmlformats.org/drawingml/2006/picture">
-              <pic:pic xmlns:pic="http://schemas.openxmlformats.org/drawingml/2006/picture">
-                <pic:nvPicPr>
-                  <pic:cNvPr id="29" name="Imagen 29"/>
-                  <pic:cNvPicPr/>
-                </pic:nvPicPr>
-                <pic:blipFill>
-                  <a:blip r:embed="rId1">
-                    <a:extLst>
-                      <a:ext uri="{28A0092B-C50C-407E-A947-70E740481C1C}">
-                        <a14:useLocalDpi xmlns:a14="http://schemas.microsoft.com/office/drawing/2010/main" val="0"/>
-                      </a:ext>
-                    </a:extLst>
-                  </a:blip>
-                  <a:stretch>
-                    <a:fillRect/>
-                  </a:stretch>
-                </pic:blipFill>
-                <pic:spPr>
-                  <a:xfrm>
-                    <a:off x="0" y="0"/>
-                    <a:ext cx="1013460" cy="1013460"/>
-                  </a:xfrm>
-                  <a:prstGeom prst="rect">
-                    <a:avLst/>
-                  </a:prstGeom>
-                </pic:spPr>
-              </pic:pic>
-            </a:graphicData>
-          </a:graphic>
-          <wp14:sizeRelH relativeFrom="margin">
-            <wp14:pctWidth>0</wp14:pctWidth>
-          </wp14:sizeRelH>
-          <wp14:sizeRelV relativeFrom="margin">
-            <wp14:pctHeight>0</wp14:pctHeight>
-          </wp14:sizeRelV>
-        </wp:anchor>
-      </w:drawing>
-    </w:r>
-    <w:r>
-      <w:rPr>
-        <w:rFonts w:cstheme="minorHAnsi"/>
-        <w:b/>
-      </w:rPr>
-      <w:t xml:space="preserve">PROGRAMA INTERNO DE PROTECCIÓN CIVIL </w:t>
-    </w:r>
-    <w:r>
-      <w:rPr>
-        <w:rFonts w:cstheme="minorHAnsi"/>
-        <w:b/>
-      </w:rPr>
-      <w:t>2024</w:t>
-    </w:r>
-  </w:p>
-  <w:p>
-    <w:pPr>
-      <w:pStyle w:val="Encabezado"/>
-      <w:tabs>
-        <w:tab w:val="clear" w:pos="8838"/>
-        <w:tab w:val="right" w:pos="8222"/>
-        <w:tab w:val="left" w:pos="8647"/>
-      </w:tabs>
-      <w:ind w:right="1467"/>
-      <w:jc w:val="center"/>
-      <w:rPr>
-        <w:rFonts w:cstheme="minorHAnsi"/>
-        <w:b/>
-      </w:rPr>
-    </w:pPr>
-    <w:proofErr w:type="gramStart"/>
-    <w:r>
-      <w:rPr>
-        <w:rFonts w:cstheme="minorHAnsi"/>
-        <w:b/>
-      </w:rPr>
-      <w:t xml:space="preserve">{{ </w:t>
-    </w:r>
-    <w:proofErr w:type="spellStart"/>
-    <w:r>
-      <w:rPr>
-        <w:rFonts w:cstheme="minorHAnsi"/>
-        <w:b/>
-      </w:rPr>
-      <w:t>r</w:t>
-    </w:r>
-    <w:r>
-      <w:rPr>
-        <w:rFonts w:cstheme="minorHAnsi"/>
-        <w:b/>
-      </w:rPr>
-      <w:t>azon</w:t>
-    </w:r>
-    <w:proofErr w:type="gramEnd"/>
-    <w:r>
-      <w:rPr>
-        <w:rFonts w:cstheme="minorHAnsi"/>
-        <w:b/>
-      </w:rPr>
-      <w:t>_social</w:t>
-    </w:r>
-    <w:proofErr w:type="spellEnd"/>
-    <w:r>
-      <w:rPr>
-        <w:rFonts w:cstheme="minorHAnsi"/>
-        <w:b/>
-      </w:rPr>
-      <w:t xml:space="preserve"> }}</w:t>
-    </w:r>
-  </w:p>
-  <w:p>
-    <w:pPr>
-      <w:ind w:right="1467"/>
-      <w:jc w:val="center"/>
-      <w:rPr>
-        <w:b/>
-      </w:rPr>
-    </w:pPr>
-    <w:proofErr w:type="gramStart"/>
-    <w:r>
-      <w:rPr>
-        <w:b/>
-      </w:rPr>
-      <w:t xml:space="preserve">{{ </w:t>
-    </w:r>
-    <w:proofErr w:type="spellStart"/>
-    <w:r>
-      <w:rPr>
-        <w:b/>
-      </w:rPr>
-      <w:t>n</w:t>
-    </w:r>
-    <w:r>
-      <w:rPr>
-        <w:b/>
-      </w:rPr>
-      <w:t>ombre</w:t>
-    </w:r>
-    <w:proofErr w:type="gramEnd"/>
-    <w:r>
-      <w:rPr>
-        <w:b/>
-      </w:rPr>
-      <w:t>_comercial</w:t>
-    </w:r>
-    <w:proofErr w:type="spellEnd"/>
-    <w:r>
-      <w:rPr>
-        <w:b/>
-      </w:rPr>
-      <w:t xml:space="preserve"> }}</w:t>
-    </w:r>
   </w:p>
 </w:hdr>
 </file>
 
 <file path=word/header2.xml><?xml version="1.0" encoding="utf-8"?>
-<w:hdr xmlns:wpc="http://schemas.microsoft.com/office/word/2010/wordprocessingCanvas" xmlns:cx="http://schemas.microsoft.com/office/drawing/2014/chartex" xmlns:cx1="http://schemas.microsoft.com/office/drawing/2015/9/8/chartex" xmlns:cx2="http://schemas.microsoft.com/office/drawing/2015/10/21/chartex" xmlns:cx3="http://schemas.microsoft.com/office/drawing/2016/5/9/chartex" xmlns:cx4="http://schemas.microsoft.com/office/drawing/2016/5/10/chartex" xmlns:cx5="http://schemas.microsoft.com/office/drawing/2016/5/11/chartex" xmlns:cx6="http://schemas.microsoft.com/office/drawing/2016/5/12/chartex" xmlns:cx7="http://schemas.microsoft.com/office/drawing/2016/5/13/chartex" xmlns:cx8="http://schemas.microsoft.com/office/drawing/2016/5/14/chartex" xmlns:mc="http://schemas.openxmlformats.org/markup-compatibility/2006" xmlns:aink="http://schemas.microsoft.com/office/drawing/2016/ink" xmlns:am3d="http://schemas.microsoft.com/office/drawing/2017/model3d" xmlns:o="urn:schemas-microsoft-com:office:office" xmlns:oel="http://schemas.microsoft.com/office/2019/extlst" xmlns:r="http://schemas.openxmlformats.org/officeDocument/2006/relationships" xmlns:m="http://schemas.openxmlformats.org/officeDocument/2006/math" xmlns:v="urn:schemas-microsoft-com:vml" xmlns:wp14="http://schemas.microsoft.com/office/word/2010/wordprocessingDrawing" xmlns:wp="http://schemas.openxmlformats.org/drawingml/2006/wordprocessingDrawing" xmlns:w10="urn:schemas-microsoft-com:office:word" xmlns:w="http://schemas.openxmlformats.org/wordprocessingml/2006/main" xmlns:w14="http://schemas.microsoft.com/office/word/2010/wordml" xmlns:w15="http://schemas.microsoft.com/office/word/2012/wordml" xmlns:w16cex="http://schemas.microsoft.com/office/word/2018/wordml/cex" xmlns:w16cid="http://schemas.microsoft.com/office/word/2016/wordml/cid" xmlns:w16="http://schemas.microsoft.com/office/word/2018/wordml" xmlns:w16sdtdh="http://schemas.microsoft.com/office/word/2020/wordml/sdtdatahash" xmlns:w16se="http://schemas.microsoft.com/office/word/2015/wordml/symex" xmlns:wpg="http://schemas.microsoft.com/office/word/2010/wordprocessingGroup" xmlns:wpi="http://schemas.microsoft.com/office/word/2010/wordprocessingInk" xmlns:wne="http://schemas.microsoft.com/office/word/2006/wordml" xmlns:wps="http://schemas.microsoft.com/office/word/2010/wordprocessingShape" mc:Ignorable="w14 w15 w16se w16cid w16 w16cex w16sdtdh wp14">
+<w:hdr xmlns:wpc="http://schemas.microsoft.com/office/word/2010/wordprocessingCanvas" xmlns:cx="http://schemas.microsoft.com/office/drawing/2014/chartex" xmlns:cx1="http://schemas.microsoft.com/office/drawing/2015/9/8/chartex" xmlns:cx2="http://schemas.microsoft.com/office/drawing/2015/10/21/chartex" xmlns:cx3="http://schemas.microsoft.com/office/drawing/2016/5/9/chartex" xmlns:cx4="http://schemas.microsoft.com/office/drawing/2016/5/10/chartex" xmlns:cx5="http://schemas.microsoft.com/office/drawing/2016/5/11/chartex" xmlns:cx6="http://schemas.microsoft.com/office/drawing/2016/5/12/chartex" xmlns:cx7="http://schemas.microsoft.com/office/drawing/2016/5/13/chartex" xmlns:cx8="http://schemas.microsoft.com/office/drawing/2016/5/14/chartex" xmlns:mc="http://schemas.openxmlformats.org/markup-compatibility/2006" xmlns:aink="http://schemas.microsoft.com/office/drawing/2016/ink" xmlns:am3d="http://schemas.microsoft.com/office/drawing/2017/model3d" xmlns:o="urn:schemas-microsoft-com:office:office" xmlns:oel="http://schemas.microsoft.com/office/2019/extlst" xmlns:r="http://schemas.openxmlformats.org/officeDocument/2006/relationships" xmlns:m="http://schemas.openxmlformats.org/officeDocument/2006/math" xmlns:v="urn:schemas-microsoft-com:vml" xmlns:wp14="http://schemas.microsoft.com/office/word/2010/wordprocessingDrawing" xmlns:wp="http://schemas.openxmlformats.org/drawingml/2006/wordprocessingDrawing" xmlns:w10="urn:schemas-microsoft-com:office:word" xmlns:w="http://schemas.openxmlformats.org/wordprocessingml/2006/main" xmlns:w14="http://schemas.microsoft.com/office/word/2010/wordml" xmlns:w15="http://schemas.microsoft.com/office/word/2012/wordml" xmlns:w16cex="http://schemas.microsoft.com/office/word/2018/wordml/cex" xmlns:w16cid="http://schemas.microsoft.com/office/word/2016/wordml/cid" xmlns:w16="http://schemas.microsoft.com/office/word/2018/wordml" xmlns:w16du="http://schemas.microsoft.com/office/word/2023/wordml/word16du" xmlns:w16sdtdh="http://schemas.microsoft.com/office/word/2020/wordml/sdtdatahash" xmlns:w16se="http://schemas.microsoft.com/office/word/2015/wordml/symex" xmlns:wpg="http://schemas.microsoft.com/office/word/2010/wordprocessingGroup" xmlns:wpi="http://schemas.microsoft.com/office/word/2010/wordprocessingInk" xmlns:wne="http://schemas.microsoft.com/office/word/2006/wordml" xmlns:wps="http://schemas.microsoft.com/office/word/2010/wordprocessingShape" mc:Ignorable="w14 w15 w16se w16cid w16 w16cex w16sdtdh w16du wp14">
   <w:p>
     <w:pPr>
       <w:pStyle w:val="Encabezado"/>
@@ -13980,7 +13917,7 @@
 </file>
 
 <file path=word/numbering.xml><?xml version="1.0" encoding="utf-8"?>
-<w:numbering xmlns:wpc="http://schemas.microsoft.com/office/word/2010/wordprocessingCanvas" xmlns:cx="http://schemas.microsoft.com/office/drawing/2014/chartex" xmlns:cx1="http://schemas.microsoft.com/office/drawing/2015/9/8/chartex" xmlns:cx2="http://schemas.microsoft.com/office/drawing/2015/10/21/chartex" xmlns:cx3="http://schemas.microsoft.com/office/drawing/2016/5/9/chartex" xmlns:cx4="http://schemas.microsoft.com/office/drawing/2016/5/10/chartex" xmlns:cx5="http://schemas.microsoft.com/office/drawing/2016/5/11/chartex" xmlns:cx6="http://schemas.microsoft.com/office/drawing/2016/5/12/chartex" xmlns:cx7="http://schemas.microsoft.com/office/drawing/2016/5/13/chartex" xmlns:cx8="http://schemas.microsoft.com/office/drawing/2016/5/14/chartex" xmlns:mc="http://schemas.openxmlformats.org/markup-compatibility/2006" xmlns:aink="http://schemas.microsoft.com/office/drawing/2016/ink" xmlns:am3d="http://schemas.microsoft.com/office/drawing/2017/model3d" xmlns:o="urn:schemas-microsoft-com:office:office" xmlns:oel="http://schemas.microsoft.com/office/2019/extlst" xmlns:r="http://schemas.openxmlformats.org/officeDocument/2006/relationships" xmlns:m="http://schemas.openxmlformats.org/officeDocument/2006/math" xmlns:v="urn:schemas-microsoft-com:vml" xmlns:wp14="http://schemas.microsoft.com/office/word/2010/wordprocessingDrawing" xmlns:wp="http://schemas.openxmlformats.org/drawingml/2006/wordprocessingDrawing" xmlns:w10="urn:schemas-microsoft-com:office:word" xmlns:w="http://schemas.openxmlformats.org/wordprocessingml/2006/main" xmlns:w14="http://schemas.microsoft.com/office/word/2010/wordml" xmlns:w15="http://schemas.microsoft.com/office/word/2012/wordml" xmlns:w16cex="http://schemas.microsoft.com/office/word/2018/wordml/cex" xmlns:w16cid="http://schemas.microsoft.com/office/word/2016/wordml/cid" xmlns:w16="http://schemas.microsoft.com/office/word/2018/wordml" xmlns:w16sdtdh="http://schemas.microsoft.com/office/word/2020/wordml/sdtdatahash" xmlns:w16se="http://schemas.microsoft.com/office/word/2015/wordml/symex" xmlns:wpg="http://schemas.microsoft.com/office/word/2010/wordprocessingGroup" xmlns:wpi="http://schemas.microsoft.com/office/word/2010/wordprocessingInk" xmlns:wne="http://schemas.microsoft.com/office/word/2006/wordml" xmlns:wps="http://schemas.microsoft.com/office/word/2010/wordprocessingShape" mc:Ignorable="w14 w15 w16se w16cid w16 w16cex w16sdtdh wp14">
+<w:numbering xmlns:wpc="http://schemas.microsoft.com/office/word/2010/wordprocessingCanvas" xmlns:cx="http://schemas.microsoft.com/office/drawing/2014/chartex" xmlns:cx1="http://schemas.microsoft.com/office/drawing/2015/9/8/chartex" xmlns:cx2="http://schemas.microsoft.com/office/drawing/2015/10/21/chartex" xmlns:cx3="http://schemas.microsoft.com/office/drawing/2016/5/9/chartex" xmlns:cx4="http://schemas.microsoft.com/office/drawing/2016/5/10/chartex" xmlns:cx5="http://schemas.microsoft.com/office/drawing/2016/5/11/chartex" xmlns:cx6="http://schemas.microsoft.com/office/drawing/2016/5/12/chartex" xmlns:cx7="http://schemas.microsoft.com/office/drawing/2016/5/13/chartex" xmlns:cx8="http://schemas.microsoft.com/office/drawing/2016/5/14/chartex" xmlns:mc="http://schemas.openxmlformats.org/markup-compatibility/2006" xmlns:aink="http://schemas.microsoft.com/office/drawing/2016/ink" xmlns:am3d="http://schemas.microsoft.com/office/drawing/2017/model3d" xmlns:o="urn:schemas-microsoft-com:office:office" xmlns:oel="http://schemas.microsoft.com/office/2019/extlst" xmlns:r="http://schemas.openxmlformats.org/officeDocument/2006/relationships" xmlns:m="http://schemas.openxmlformats.org/officeDocument/2006/math" xmlns:v="urn:schemas-microsoft-com:vml" xmlns:wp14="http://schemas.microsoft.com/office/word/2010/wordprocessingDrawing" xmlns:wp="http://schemas.openxmlformats.org/drawingml/2006/wordprocessingDrawing" xmlns:w10="urn:schemas-microsoft-com:office:word" xmlns:w="http://schemas.openxmlformats.org/wordprocessingml/2006/main" xmlns:w14="http://schemas.microsoft.com/office/word/2010/wordml" xmlns:w15="http://schemas.microsoft.com/office/word/2012/wordml" xmlns:w16cex="http://schemas.microsoft.com/office/word/2018/wordml/cex" xmlns:w16cid="http://schemas.microsoft.com/office/word/2016/wordml/cid" xmlns:w16="http://schemas.microsoft.com/office/word/2018/wordml" xmlns:w16du="http://schemas.microsoft.com/office/word/2023/wordml/word16du" xmlns:w16sdtdh="http://schemas.microsoft.com/office/word/2020/wordml/sdtdatahash" xmlns:w16se="http://schemas.microsoft.com/office/word/2015/wordml/symex" xmlns:wpg="http://schemas.microsoft.com/office/word/2010/wordprocessingGroup" xmlns:wpi="http://schemas.microsoft.com/office/word/2010/wordprocessingInk" xmlns:wne="http://schemas.microsoft.com/office/word/2006/wordml" xmlns:wps="http://schemas.microsoft.com/office/word/2010/wordprocessingShape" mc:Ignorable="w14 w15 w16se w16cid w16 w16cex w16sdtdh w16du wp14">
   <w:abstractNum w:abstractNumId="0" w15:restartNumberingAfterBreak="0">
     <w:nsid w:val="FFFFFF89"/>
     <w:multiLevelType w:val="singleLevel"/>
@@ -14244,7 +14181,7 @@
 </file>
 
 <file path=word/styles.xml><?xml version="1.0" encoding="utf-8"?>
-<w:styles xmlns:mc="http://schemas.openxmlformats.org/markup-compatibility/2006" xmlns:r="http://schemas.openxmlformats.org/officeDocument/2006/relationships" xmlns:w="http://schemas.openxmlformats.org/wordprocessingml/2006/main" xmlns:w14="http://schemas.microsoft.com/office/word/2010/wordml" xmlns:w15="http://schemas.microsoft.com/office/word/2012/wordml" xmlns:w16cex="http://schemas.microsoft.com/office/word/2018/wordml/cex" xmlns:w16cid="http://schemas.microsoft.com/office/word/2016/wordml/cid" xmlns:w16="http://schemas.microsoft.com/office/word/2018/wordml" xmlns:w16sdtdh="http://schemas.microsoft.com/office/word/2020/wordml/sdtdatahash" xmlns:w16se="http://schemas.microsoft.com/office/word/2015/wordml/symex" mc:Ignorable="w14 w15 w16se w16cid w16 w16cex w16sdtdh">
+<w:styles xmlns:mc="http://schemas.openxmlformats.org/markup-compatibility/2006" xmlns:r="http://schemas.openxmlformats.org/officeDocument/2006/relationships" xmlns:w="http://schemas.openxmlformats.org/wordprocessingml/2006/main" xmlns:w14="http://schemas.microsoft.com/office/word/2010/wordml" xmlns:w15="http://schemas.microsoft.com/office/word/2012/wordml" xmlns:w16cex="http://schemas.microsoft.com/office/word/2018/wordml/cex" xmlns:w16cid="http://schemas.microsoft.com/office/word/2016/wordml/cid" xmlns:w16="http://schemas.microsoft.com/office/word/2018/wordml" xmlns:w16du="http://schemas.microsoft.com/office/word/2023/wordml/word16du" xmlns:w16sdtdh="http://schemas.microsoft.com/office/word/2020/wordml/sdtdatahash" xmlns:w16se="http://schemas.microsoft.com/office/word/2015/wordml/symex" mc:Ignorable="w14 w15 w16se w16cid w16 w16cex w16sdtdh w16du">
   <w:docDefaults>
     <w:rPrDefault>
       <w:rPr>
@@ -14415,7 +14352,7 @@
     <w:lsdException w:name="Table Web 2" w:semiHidden="1" w:unhideWhenUsed="1"/>
     <w:lsdException w:name="Table Web 3" w:semiHidden="1" w:unhideWhenUsed="1"/>
     <w:lsdException w:name="Balloon Text" w:semiHidden="1" w:unhideWhenUsed="1"/>
-    <w:lsdException w:name="Table Grid" w:uiPriority="39"/>
+    <w:lsdException w:name="Table Grid" w:uiPriority="59"/>
     <w:lsdException w:name="Table Theme" w:semiHidden="1" w:unhideWhenUsed="1"/>
     <w:lsdException w:name="Placeholder Text" w:semiHidden="1"/>
     <w:lsdException w:name="No Spacing" w:uiPriority="1" w:qFormat="1"/>
@@ -15106,7 +15043,7 @@
   <w:style w:type="table" w:styleId="Tablaconcuadrcula">
     <w:name w:val="Table Grid"/>
     <w:basedOn w:val="Tablanormal"/>
-    <w:uiPriority w:val="39"/>
+    <w:uiPriority w:val="59"/>
     <w:rsid w:val="00B379A0"/>
     <w:pPr>
       <w:spacing w:after="0" w:line="240" w:lineRule="auto"/>

--- a/Inputs/Templates/GRI Gasolinera.docx
+++ b/Inputs/Templates/GRI Gasolinera.docx
@@ -1,6 +1,6 @@
 
 <file path=word/document.xml><?xml version="1.0" encoding="utf-8"?>
-<w:document xmlns:wpc="http://schemas.microsoft.com/office/word/2010/wordprocessingCanvas" xmlns:cx="http://schemas.microsoft.com/office/drawing/2014/chartex" xmlns:cx1="http://schemas.microsoft.com/office/drawing/2015/9/8/chartex" xmlns:cx2="http://schemas.microsoft.com/office/drawing/2015/10/21/chartex" xmlns:cx3="http://schemas.microsoft.com/office/drawing/2016/5/9/chartex" xmlns:cx4="http://schemas.microsoft.com/office/drawing/2016/5/10/chartex" xmlns:cx5="http://schemas.microsoft.com/office/drawing/2016/5/11/chartex" xmlns:cx6="http://schemas.microsoft.com/office/drawing/2016/5/12/chartex" xmlns:cx7="http://schemas.microsoft.com/office/drawing/2016/5/13/chartex" xmlns:cx8="http://schemas.microsoft.com/office/drawing/2016/5/14/chartex" xmlns:mc="http://schemas.openxmlformats.org/markup-compatibility/2006" xmlns:aink="http://schemas.microsoft.com/office/drawing/2016/ink" xmlns:am3d="http://schemas.microsoft.com/office/drawing/2017/model3d" xmlns:o="urn:schemas-microsoft-com:office:office" xmlns:oel="http://schemas.microsoft.com/office/2019/extlst" xmlns:r="http://schemas.openxmlformats.org/officeDocument/2006/relationships" xmlns:m="http://schemas.openxmlformats.org/officeDocument/2006/math" xmlns:v="urn:schemas-microsoft-com:vml" xmlns:wp14="http://schemas.microsoft.com/office/word/2010/wordprocessingDrawing" xmlns:wp="http://schemas.openxmlformats.org/drawingml/2006/wordprocessingDrawing" xmlns:w10="urn:schemas-microsoft-com:office:word" xmlns:w="http://schemas.openxmlformats.org/wordprocessingml/2006/main" xmlns:w14="http://schemas.microsoft.com/office/word/2010/wordml" xmlns:w15="http://schemas.microsoft.com/office/word/2012/wordml" xmlns:w16cex="http://schemas.microsoft.com/office/word/2018/wordml/cex" xmlns:w16cid="http://schemas.microsoft.com/office/word/2016/wordml/cid" xmlns:w16="http://schemas.microsoft.com/office/word/2018/wordml" xmlns:w16du="http://schemas.microsoft.com/office/word/2023/wordml/word16du" xmlns:w16sdtdh="http://schemas.microsoft.com/office/word/2020/wordml/sdtdatahash" xmlns:w16se="http://schemas.microsoft.com/office/word/2015/wordml/symex" xmlns:wpg="http://schemas.microsoft.com/office/word/2010/wordprocessingGroup" xmlns:wpi="http://schemas.microsoft.com/office/word/2010/wordprocessingInk" xmlns:wne="http://schemas.microsoft.com/office/word/2006/wordml" xmlns:wps="http://schemas.microsoft.com/office/word/2010/wordprocessingShape" mc:Ignorable="w14 w15 w16se w16cid w16 w16cex w16sdtdh w16du wp14">
+<w:document xmlns:wpc="http://schemas.microsoft.com/office/word/2010/wordprocessingCanvas" xmlns:cx="http://schemas.microsoft.com/office/drawing/2014/chartex" xmlns:cx1="http://schemas.microsoft.com/office/drawing/2015/9/8/chartex" xmlns:cx2="http://schemas.microsoft.com/office/drawing/2015/10/21/chartex" xmlns:cx3="http://schemas.microsoft.com/office/drawing/2016/5/9/chartex" xmlns:cx4="http://schemas.microsoft.com/office/drawing/2016/5/10/chartex" xmlns:cx5="http://schemas.microsoft.com/office/drawing/2016/5/11/chartex" xmlns:cx6="http://schemas.microsoft.com/office/drawing/2016/5/12/chartex" xmlns:cx7="http://schemas.microsoft.com/office/drawing/2016/5/13/chartex" xmlns:cx8="http://schemas.microsoft.com/office/drawing/2016/5/14/chartex" xmlns:mc="http://schemas.openxmlformats.org/markup-compatibility/2006" xmlns:aink="http://schemas.microsoft.com/office/drawing/2016/ink" xmlns:am3d="http://schemas.microsoft.com/office/drawing/2017/model3d" xmlns:o="urn:schemas-microsoft-com:office:office" xmlns:oel="http://schemas.microsoft.com/office/2019/extlst" xmlns:r="http://schemas.openxmlformats.org/officeDocument/2006/relationships" xmlns:m="http://schemas.openxmlformats.org/officeDocument/2006/math" xmlns:v="urn:schemas-microsoft-com:vml" xmlns:wp14="http://schemas.microsoft.com/office/word/2010/wordprocessingDrawing" xmlns:wp="http://schemas.openxmlformats.org/drawingml/2006/wordprocessingDrawing" xmlns:w10="urn:schemas-microsoft-com:office:word" xmlns:w="http://schemas.openxmlformats.org/wordprocessingml/2006/main" xmlns:w14="http://schemas.microsoft.com/office/word/2010/wordml" xmlns:w15="http://schemas.microsoft.com/office/word/2012/wordml" xmlns:w16cex="http://schemas.microsoft.com/office/word/2018/wordml/cex" xmlns:w16cid="http://schemas.microsoft.com/office/word/2016/wordml/cid" xmlns:w16="http://schemas.microsoft.com/office/word/2018/wordml" xmlns:w16du="http://schemas.microsoft.com/office/word/2023/wordml/word16du" xmlns:w16sdtdh="http://schemas.microsoft.com/office/word/2020/wordml/sdtdatahash" xmlns:w16sdtfl="http://schemas.microsoft.com/office/word/2024/wordml/sdtformatlock" xmlns:w16se="http://schemas.microsoft.com/office/word/2015/wordml/symex" xmlns:wpg="http://schemas.microsoft.com/office/word/2010/wordprocessingGroup" xmlns:wpi="http://schemas.microsoft.com/office/word/2010/wordprocessingInk" xmlns:wne="http://schemas.microsoft.com/office/word/2006/wordml" xmlns:wps="http://schemas.microsoft.com/office/word/2010/wordprocessingShape" mc:Ignorable="w14 w15 w16se w16cid w16 w16cex w16sdtdh w16sdtfl w16du wp14">
   <w:body>
     <w:p>
       <w:pPr>
@@ -231,41 +231,7 @@
           <w:sz w:val="24"/>
           <w:szCs w:val="24"/>
         </w:rPr>
-        <w:t xml:space="preserve"> </w:t>
-      </w:r>
-      <w:r>
-        <w:rPr>
-          <w:b/>
-          <w:sz w:val="24"/>
-          <w:szCs w:val="24"/>
-        </w:rPr>
-        <w:t xml:space="preserve">{{ </w:t>
-      </w:r>
-      <w:proofErr w:type="spellStart"/>
-      <w:r>
-        <w:rPr>
-          <w:b/>
-          <w:sz w:val="24"/>
-          <w:szCs w:val="24"/>
-        </w:rPr>
-        <w:t>no_interior</w:t>
-      </w:r>
-      <w:proofErr w:type="spellEnd"/>
-      <w:r>
-        <w:rPr>
-          <w:b/>
-          <w:sz w:val="24"/>
-          <w:szCs w:val="24"/>
-        </w:rPr>
-        <w:t xml:space="preserve"> }}</w:t>
-      </w:r>
-      <w:r>
-        <w:rPr>
-          <w:b/>
-          <w:sz w:val="24"/>
-          <w:szCs w:val="24"/>
-        </w:rPr>
-        <w:t xml:space="preserve">Col. </w:t>
+        <w:t xml:space="preserve"> Col. </w:t>
       </w:r>
       <w:r>
         <w:rPr>
@@ -1638,56 +1604,6 @@
                 <w:szCs w:val="18"/>
                 <w:lang w:eastAsia="es-MX"/>
               </w:rPr>
-              <w:t xml:space="preserve"> </w:t>
-            </w:r>
-            <w:r>
-              <w:rPr>
-                <w:rFonts w:ascii="Calibri" w:eastAsia="Times New Roman" w:hAnsi="Calibri" w:cs="Calibri"/>
-                <w:b/>
-                <w:bCs/>
-                <w:color w:val="000000"/>
-                <w:sz w:val="18"/>
-                <w:szCs w:val="18"/>
-                <w:lang w:eastAsia="es-MX"/>
-              </w:rPr>
-              <w:t xml:space="preserve">{{ </w:t>
-            </w:r>
-            <w:proofErr w:type="spellStart"/>
-            <w:r>
-              <w:rPr>
-                <w:rFonts w:ascii="Calibri" w:eastAsia="Times New Roman" w:hAnsi="Calibri" w:cs="Calibri"/>
-                <w:b/>
-                <w:bCs/>
-                <w:color w:val="000000"/>
-                <w:sz w:val="18"/>
-                <w:szCs w:val="18"/>
-                <w:lang w:eastAsia="es-MX"/>
-              </w:rPr>
-              <w:t>no_interior</w:t>
-            </w:r>
-            <w:proofErr w:type="spellEnd"/>
-            <w:r>
-              <w:rPr>
-                <w:rFonts w:ascii="Calibri" w:eastAsia="Times New Roman" w:hAnsi="Calibri" w:cs="Calibri"/>
-                <w:b/>
-                <w:bCs/>
-                <w:color w:val="000000"/>
-                <w:sz w:val="18"/>
-                <w:szCs w:val="18"/>
-                <w:lang w:eastAsia="es-MX"/>
-              </w:rPr>
-              <w:t xml:space="preserve"> }}</w:t>
-            </w:r>
-            <w:r>
-              <w:rPr>
-                <w:rFonts w:ascii="Calibri" w:eastAsia="Times New Roman" w:hAnsi="Calibri" w:cs="Calibri"/>
-                <w:b/>
-                <w:bCs/>
-                <w:color w:val="000000"/>
-                <w:sz w:val="18"/>
-                <w:szCs w:val="18"/>
-                <w:lang w:eastAsia="es-MX"/>
-              </w:rPr>
               <w:t xml:space="preserve"> Col. </w:t>
             </w:r>
             <w:r>
@@ -13169,7 +13085,7 @@
 </file>
 
 <file path=word/endnotes.xml><?xml version="1.0" encoding="utf-8"?>
-<w:endnotes xmlns:wpc="http://schemas.microsoft.com/office/word/2010/wordprocessingCanvas" xmlns:cx="http://schemas.microsoft.com/office/drawing/2014/chartex" xmlns:cx1="http://schemas.microsoft.com/office/drawing/2015/9/8/chartex" xmlns:cx2="http://schemas.microsoft.com/office/drawing/2015/10/21/chartex" xmlns:cx3="http://schemas.microsoft.com/office/drawing/2016/5/9/chartex" xmlns:cx4="http://schemas.microsoft.com/office/drawing/2016/5/10/chartex" xmlns:cx5="http://schemas.microsoft.com/office/drawing/2016/5/11/chartex" xmlns:cx6="http://schemas.microsoft.com/office/drawing/2016/5/12/chartex" xmlns:cx7="http://schemas.microsoft.com/office/drawing/2016/5/13/chartex" xmlns:cx8="http://schemas.microsoft.com/office/drawing/2016/5/14/chartex" xmlns:mc="http://schemas.openxmlformats.org/markup-compatibility/2006" xmlns:aink="http://schemas.microsoft.com/office/drawing/2016/ink" xmlns:am3d="http://schemas.microsoft.com/office/drawing/2017/model3d" xmlns:o="urn:schemas-microsoft-com:office:office" xmlns:oel="http://schemas.microsoft.com/office/2019/extlst" xmlns:r="http://schemas.openxmlformats.org/officeDocument/2006/relationships" xmlns:m="http://schemas.openxmlformats.org/officeDocument/2006/math" xmlns:v="urn:schemas-microsoft-com:vml" xmlns:wp14="http://schemas.microsoft.com/office/word/2010/wordprocessingDrawing" xmlns:wp="http://schemas.openxmlformats.org/drawingml/2006/wordprocessingDrawing" xmlns:w10="urn:schemas-microsoft-com:office:word" xmlns:w="http://schemas.openxmlformats.org/wordprocessingml/2006/main" xmlns:w14="http://schemas.microsoft.com/office/word/2010/wordml" xmlns:w15="http://schemas.microsoft.com/office/word/2012/wordml" xmlns:w16cex="http://schemas.microsoft.com/office/word/2018/wordml/cex" xmlns:w16cid="http://schemas.microsoft.com/office/word/2016/wordml/cid" xmlns:w16="http://schemas.microsoft.com/office/word/2018/wordml" xmlns:w16du="http://schemas.microsoft.com/office/word/2023/wordml/word16du" xmlns:w16sdtdh="http://schemas.microsoft.com/office/word/2020/wordml/sdtdatahash" xmlns:w16se="http://schemas.microsoft.com/office/word/2015/wordml/symex" xmlns:wpg="http://schemas.microsoft.com/office/word/2010/wordprocessingGroup" xmlns:wpi="http://schemas.microsoft.com/office/word/2010/wordprocessingInk" xmlns:wne="http://schemas.microsoft.com/office/word/2006/wordml" xmlns:wps="http://schemas.microsoft.com/office/word/2010/wordprocessingShape" mc:Ignorable="w14 w15 w16se w16cid w16 w16cex w16sdtdh w16du wp14">
+<w:endnotes xmlns:wpc="http://schemas.microsoft.com/office/word/2010/wordprocessingCanvas" xmlns:cx="http://schemas.microsoft.com/office/drawing/2014/chartex" xmlns:cx1="http://schemas.microsoft.com/office/drawing/2015/9/8/chartex" xmlns:cx2="http://schemas.microsoft.com/office/drawing/2015/10/21/chartex" xmlns:cx3="http://schemas.microsoft.com/office/drawing/2016/5/9/chartex" xmlns:cx4="http://schemas.microsoft.com/office/drawing/2016/5/10/chartex" xmlns:cx5="http://schemas.microsoft.com/office/drawing/2016/5/11/chartex" xmlns:cx6="http://schemas.microsoft.com/office/drawing/2016/5/12/chartex" xmlns:cx7="http://schemas.microsoft.com/office/drawing/2016/5/13/chartex" xmlns:cx8="http://schemas.microsoft.com/office/drawing/2016/5/14/chartex" xmlns:mc="http://schemas.openxmlformats.org/markup-compatibility/2006" xmlns:aink="http://schemas.microsoft.com/office/drawing/2016/ink" xmlns:am3d="http://schemas.microsoft.com/office/drawing/2017/model3d" xmlns:o="urn:schemas-microsoft-com:office:office" xmlns:oel="http://schemas.microsoft.com/office/2019/extlst" xmlns:r="http://schemas.openxmlformats.org/officeDocument/2006/relationships" xmlns:m="http://schemas.openxmlformats.org/officeDocument/2006/math" xmlns:v="urn:schemas-microsoft-com:vml" xmlns:wp14="http://schemas.microsoft.com/office/word/2010/wordprocessingDrawing" xmlns:wp="http://schemas.openxmlformats.org/drawingml/2006/wordprocessingDrawing" xmlns:w10="urn:schemas-microsoft-com:office:word" xmlns:w="http://schemas.openxmlformats.org/wordprocessingml/2006/main" xmlns:w14="http://schemas.microsoft.com/office/word/2010/wordml" xmlns:w15="http://schemas.microsoft.com/office/word/2012/wordml" xmlns:w16cex="http://schemas.microsoft.com/office/word/2018/wordml/cex" xmlns:w16cid="http://schemas.microsoft.com/office/word/2016/wordml/cid" xmlns:w16="http://schemas.microsoft.com/office/word/2018/wordml" xmlns:w16du="http://schemas.microsoft.com/office/word/2023/wordml/word16du" xmlns:w16sdtdh="http://schemas.microsoft.com/office/word/2020/wordml/sdtdatahash" xmlns:w16sdtfl="http://schemas.microsoft.com/office/word/2024/wordml/sdtformatlock" xmlns:w16se="http://schemas.microsoft.com/office/word/2015/wordml/symex" xmlns:wpg="http://schemas.microsoft.com/office/word/2010/wordprocessingGroup" xmlns:wpi="http://schemas.microsoft.com/office/word/2010/wordprocessingInk" xmlns:wne="http://schemas.microsoft.com/office/word/2006/wordml" xmlns:wps="http://schemas.microsoft.com/office/word/2010/wordprocessingShape" mc:Ignorable="w14 w15 w16se w16cid w16 w16cex w16sdtdh w16sdtfl w16du wp14">
   <w:endnote w:type="separator" w:id="-1">
     <w:p>
       <w:pPr>
@@ -13194,7 +13110,7 @@
 </file>
 
 <file path=word/footer1.xml><?xml version="1.0" encoding="utf-8"?>
-<w:ftr xmlns:wpc="http://schemas.microsoft.com/office/word/2010/wordprocessingCanvas" xmlns:cx="http://schemas.microsoft.com/office/drawing/2014/chartex" xmlns:cx1="http://schemas.microsoft.com/office/drawing/2015/9/8/chartex" xmlns:cx2="http://schemas.microsoft.com/office/drawing/2015/10/21/chartex" xmlns:cx3="http://schemas.microsoft.com/office/drawing/2016/5/9/chartex" xmlns:cx4="http://schemas.microsoft.com/office/drawing/2016/5/10/chartex" xmlns:cx5="http://schemas.microsoft.com/office/drawing/2016/5/11/chartex" xmlns:cx6="http://schemas.microsoft.com/office/drawing/2016/5/12/chartex" xmlns:cx7="http://schemas.microsoft.com/office/drawing/2016/5/13/chartex" xmlns:cx8="http://schemas.microsoft.com/office/drawing/2016/5/14/chartex" xmlns:mc="http://schemas.openxmlformats.org/markup-compatibility/2006" xmlns:aink="http://schemas.microsoft.com/office/drawing/2016/ink" xmlns:am3d="http://schemas.microsoft.com/office/drawing/2017/model3d" xmlns:o="urn:schemas-microsoft-com:office:office" xmlns:oel="http://schemas.microsoft.com/office/2019/extlst" xmlns:r="http://schemas.openxmlformats.org/officeDocument/2006/relationships" xmlns:m="http://schemas.openxmlformats.org/officeDocument/2006/math" xmlns:v="urn:schemas-microsoft-com:vml" xmlns:wp14="http://schemas.microsoft.com/office/word/2010/wordprocessingDrawing" xmlns:wp="http://schemas.openxmlformats.org/drawingml/2006/wordprocessingDrawing" xmlns:w10="urn:schemas-microsoft-com:office:word" xmlns:w="http://schemas.openxmlformats.org/wordprocessingml/2006/main" xmlns:w14="http://schemas.microsoft.com/office/word/2010/wordml" xmlns:w15="http://schemas.microsoft.com/office/word/2012/wordml" xmlns:w16cex="http://schemas.microsoft.com/office/word/2018/wordml/cex" xmlns:w16cid="http://schemas.microsoft.com/office/word/2016/wordml/cid" xmlns:w16="http://schemas.microsoft.com/office/word/2018/wordml" xmlns:w16du="http://schemas.microsoft.com/office/word/2023/wordml/word16du" xmlns:w16sdtdh="http://schemas.microsoft.com/office/word/2020/wordml/sdtdatahash" xmlns:w16se="http://schemas.microsoft.com/office/word/2015/wordml/symex" xmlns:wpg="http://schemas.microsoft.com/office/word/2010/wordprocessingGroup" xmlns:wpi="http://schemas.microsoft.com/office/word/2010/wordprocessingInk" xmlns:wne="http://schemas.microsoft.com/office/word/2006/wordml" xmlns:wps="http://schemas.microsoft.com/office/word/2010/wordprocessingShape" mc:Ignorable="w14 w15 w16se w16cid w16 w16cex w16sdtdh w16du wp14">
+<w:ftr xmlns:wpc="http://schemas.microsoft.com/office/word/2010/wordprocessingCanvas" xmlns:cx="http://schemas.microsoft.com/office/drawing/2014/chartex" xmlns:cx1="http://schemas.microsoft.com/office/drawing/2015/9/8/chartex" xmlns:cx2="http://schemas.microsoft.com/office/drawing/2015/10/21/chartex" xmlns:cx3="http://schemas.microsoft.com/office/drawing/2016/5/9/chartex" xmlns:cx4="http://schemas.microsoft.com/office/drawing/2016/5/10/chartex" xmlns:cx5="http://schemas.microsoft.com/office/drawing/2016/5/11/chartex" xmlns:cx6="http://schemas.microsoft.com/office/drawing/2016/5/12/chartex" xmlns:cx7="http://schemas.microsoft.com/office/drawing/2016/5/13/chartex" xmlns:cx8="http://schemas.microsoft.com/office/drawing/2016/5/14/chartex" xmlns:mc="http://schemas.openxmlformats.org/markup-compatibility/2006" xmlns:aink="http://schemas.microsoft.com/office/drawing/2016/ink" xmlns:am3d="http://schemas.microsoft.com/office/drawing/2017/model3d" xmlns:o="urn:schemas-microsoft-com:office:office" xmlns:oel="http://schemas.microsoft.com/office/2019/extlst" xmlns:r="http://schemas.openxmlformats.org/officeDocument/2006/relationships" xmlns:m="http://schemas.openxmlformats.org/officeDocument/2006/math" xmlns:v="urn:schemas-microsoft-com:vml" xmlns:wp14="http://schemas.microsoft.com/office/word/2010/wordprocessingDrawing" xmlns:wp="http://schemas.openxmlformats.org/drawingml/2006/wordprocessingDrawing" xmlns:w10="urn:schemas-microsoft-com:office:word" xmlns:w="http://schemas.openxmlformats.org/wordprocessingml/2006/main" xmlns:w14="http://schemas.microsoft.com/office/word/2010/wordml" xmlns:w15="http://schemas.microsoft.com/office/word/2012/wordml" xmlns:w16cex="http://schemas.microsoft.com/office/word/2018/wordml/cex" xmlns:w16cid="http://schemas.microsoft.com/office/word/2016/wordml/cid" xmlns:w16="http://schemas.microsoft.com/office/word/2018/wordml" xmlns:w16du="http://schemas.microsoft.com/office/word/2023/wordml/word16du" xmlns:w16sdtdh="http://schemas.microsoft.com/office/word/2020/wordml/sdtdatahash" xmlns:w16sdtfl="http://schemas.microsoft.com/office/word/2024/wordml/sdtformatlock" xmlns:w16se="http://schemas.microsoft.com/office/word/2015/wordml/symex" xmlns:wpg="http://schemas.microsoft.com/office/word/2010/wordprocessingGroup" xmlns:wpi="http://schemas.microsoft.com/office/word/2010/wordprocessingInk" xmlns:wne="http://schemas.microsoft.com/office/word/2006/wordml" xmlns:wps="http://schemas.microsoft.com/office/word/2010/wordprocessingShape" mc:Ignorable="w14 w15 w16se w16cid w16 w16cex w16sdtdh w16sdtfl w16du wp14">
   <w:sdt>
     <w:sdtPr>
       <w:id w:val="-1610963637"/>
@@ -13548,7 +13464,7 @@
 </file>
 
 <file path=word/footnotes.xml><?xml version="1.0" encoding="utf-8"?>
-<w:footnotes xmlns:wpc="http://schemas.microsoft.com/office/word/2010/wordprocessingCanvas" xmlns:cx="http://schemas.microsoft.com/office/drawing/2014/chartex" xmlns:cx1="http://schemas.microsoft.com/office/drawing/2015/9/8/chartex" xmlns:cx2="http://schemas.microsoft.com/office/drawing/2015/10/21/chartex" xmlns:cx3="http://schemas.microsoft.com/office/drawing/2016/5/9/chartex" xmlns:cx4="http://schemas.microsoft.com/office/drawing/2016/5/10/chartex" xmlns:cx5="http://schemas.microsoft.com/office/drawing/2016/5/11/chartex" xmlns:cx6="http://schemas.microsoft.com/office/drawing/2016/5/12/chartex" xmlns:cx7="http://schemas.microsoft.com/office/drawing/2016/5/13/chartex" xmlns:cx8="http://schemas.microsoft.com/office/drawing/2016/5/14/chartex" xmlns:mc="http://schemas.openxmlformats.org/markup-compatibility/2006" xmlns:aink="http://schemas.microsoft.com/office/drawing/2016/ink" xmlns:am3d="http://schemas.microsoft.com/office/drawing/2017/model3d" xmlns:o="urn:schemas-microsoft-com:office:office" xmlns:oel="http://schemas.microsoft.com/office/2019/extlst" xmlns:r="http://schemas.openxmlformats.org/officeDocument/2006/relationships" xmlns:m="http://schemas.openxmlformats.org/officeDocument/2006/math" xmlns:v="urn:schemas-microsoft-com:vml" xmlns:wp14="http://schemas.microsoft.com/office/word/2010/wordprocessingDrawing" xmlns:wp="http://schemas.openxmlformats.org/drawingml/2006/wordprocessingDrawing" xmlns:w10="urn:schemas-microsoft-com:office:word" xmlns:w="http://schemas.openxmlformats.org/wordprocessingml/2006/main" xmlns:w14="http://schemas.microsoft.com/office/word/2010/wordml" xmlns:w15="http://schemas.microsoft.com/office/word/2012/wordml" xmlns:w16cex="http://schemas.microsoft.com/office/word/2018/wordml/cex" xmlns:w16cid="http://schemas.microsoft.com/office/word/2016/wordml/cid" xmlns:w16="http://schemas.microsoft.com/office/word/2018/wordml" xmlns:w16du="http://schemas.microsoft.com/office/word/2023/wordml/word16du" xmlns:w16sdtdh="http://schemas.microsoft.com/office/word/2020/wordml/sdtdatahash" xmlns:w16se="http://schemas.microsoft.com/office/word/2015/wordml/symex" xmlns:wpg="http://schemas.microsoft.com/office/word/2010/wordprocessingGroup" xmlns:wpi="http://schemas.microsoft.com/office/word/2010/wordprocessingInk" xmlns:wne="http://schemas.microsoft.com/office/word/2006/wordml" xmlns:wps="http://schemas.microsoft.com/office/word/2010/wordprocessingShape" mc:Ignorable="w14 w15 w16se w16cid w16 w16cex w16sdtdh w16du wp14">
+<w:footnotes xmlns:wpc="http://schemas.microsoft.com/office/word/2010/wordprocessingCanvas" xmlns:cx="http://schemas.microsoft.com/office/drawing/2014/chartex" xmlns:cx1="http://schemas.microsoft.com/office/drawing/2015/9/8/chartex" xmlns:cx2="http://schemas.microsoft.com/office/drawing/2015/10/21/chartex" xmlns:cx3="http://schemas.microsoft.com/office/drawing/2016/5/9/chartex" xmlns:cx4="http://schemas.microsoft.com/office/drawing/2016/5/10/chartex" xmlns:cx5="http://schemas.microsoft.com/office/drawing/2016/5/11/chartex" xmlns:cx6="http://schemas.microsoft.com/office/drawing/2016/5/12/chartex" xmlns:cx7="http://schemas.microsoft.com/office/drawing/2016/5/13/chartex" xmlns:cx8="http://schemas.microsoft.com/office/drawing/2016/5/14/chartex" xmlns:mc="http://schemas.openxmlformats.org/markup-compatibility/2006" xmlns:aink="http://schemas.microsoft.com/office/drawing/2016/ink" xmlns:am3d="http://schemas.microsoft.com/office/drawing/2017/model3d" xmlns:o="urn:schemas-microsoft-com:office:office" xmlns:oel="http://schemas.microsoft.com/office/2019/extlst" xmlns:r="http://schemas.openxmlformats.org/officeDocument/2006/relationships" xmlns:m="http://schemas.openxmlformats.org/officeDocument/2006/math" xmlns:v="urn:schemas-microsoft-com:vml" xmlns:wp14="http://schemas.microsoft.com/office/word/2010/wordprocessingDrawing" xmlns:wp="http://schemas.openxmlformats.org/drawingml/2006/wordprocessingDrawing" xmlns:w10="urn:schemas-microsoft-com:office:word" xmlns:w="http://schemas.openxmlformats.org/wordprocessingml/2006/main" xmlns:w14="http://schemas.microsoft.com/office/word/2010/wordml" xmlns:w15="http://schemas.microsoft.com/office/word/2012/wordml" xmlns:w16cex="http://schemas.microsoft.com/office/word/2018/wordml/cex" xmlns:w16cid="http://schemas.microsoft.com/office/word/2016/wordml/cid" xmlns:w16="http://schemas.microsoft.com/office/word/2018/wordml" xmlns:w16du="http://schemas.microsoft.com/office/word/2023/wordml/word16du" xmlns:w16sdtdh="http://schemas.microsoft.com/office/word/2020/wordml/sdtdatahash" xmlns:w16sdtfl="http://schemas.microsoft.com/office/word/2024/wordml/sdtformatlock" xmlns:w16se="http://schemas.microsoft.com/office/word/2015/wordml/symex" xmlns:wpg="http://schemas.microsoft.com/office/word/2010/wordprocessingGroup" xmlns:wpi="http://schemas.microsoft.com/office/word/2010/wordprocessingInk" xmlns:wne="http://schemas.microsoft.com/office/word/2006/wordml" xmlns:wps="http://schemas.microsoft.com/office/word/2010/wordprocessingShape" mc:Ignorable="w14 w15 w16se w16cid w16 w16cex w16sdtdh w16sdtfl w16du wp14">
   <w:footnote w:type="separator" w:id="-1">
     <w:p>
       <w:pPr>
@@ -13573,7 +13489,7 @@
 </file>
 
 <file path=word/header1.xml><?xml version="1.0" encoding="utf-8"?>
-<w:hdr xmlns:wpc="http://schemas.microsoft.com/office/word/2010/wordprocessingCanvas" xmlns:cx="http://schemas.microsoft.com/office/drawing/2014/chartex" xmlns:cx1="http://schemas.microsoft.com/office/drawing/2015/9/8/chartex" xmlns:cx2="http://schemas.microsoft.com/office/drawing/2015/10/21/chartex" xmlns:cx3="http://schemas.microsoft.com/office/drawing/2016/5/9/chartex" xmlns:cx4="http://schemas.microsoft.com/office/drawing/2016/5/10/chartex" xmlns:cx5="http://schemas.microsoft.com/office/drawing/2016/5/11/chartex" xmlns:cx6="http://schemas.microsoft.com/office/drawing/2016/5/12/chartex" xmlns:cx7="http://schemas.microsoft.com/office/drawing/2016/5/13/chartex" xmlns:cx8="http://schemas.microsoft.com/office/drawing/2016/5/14/chartex" xmlns:mc="http://schemas.openxmlformats.org/markup-compatibility/2006" xmlns:aink="http://schemas.microsoft.com/office/drawing/2016/ink" xmlns:am3d="http://schemas.microsoft.com/office/drawing/2017/model3d" xmlns:o="urn:schemas-microsoft-com:office:office" xmlns:oel="http://schemas.microsoft.com/office/2019/extlst" xmlns:r="http://schemas.openxmlformats.org/officeDocument/2006/relationships" xmlns:m="http://schemas.openxmlformats.org/officeDocument/2006/math" xmlns:v="urn:schemas-microsoft-com:vml" xmlns:wp14="http://schemas.microsoft.com/office/word/2010/wordprocessingDrawing" xmlns:wp="http://schemas.openxmlformats.org/drawingml/2006/wordprocessingDrawing" xmlns:w10="urn:schemas-microsoft-com:office:word" xmlns:w="http://schemas.openxmlformats.org/wordprocessingml/2006/main" xmlns:w14="http://schemas.microsoft.com/office/word/2010/wordml" xmlns:w15="http://schemas.microsoft.com/office/word/2012/wordml" xmlns:w16cex="http://schemas.microsoft.com/office/word/2018/wordml/cex" xmlns:w16cid="http://schemas.microsoft.com/office/word/2016/wordml/cid" xmlns:w16="http://schemas.microsoft.com/office/word/2018/wordml" xmlns:w16du="http://schemas.microsoft.com/office/word/2023/wordml/word16du" xmlns:w16sdtdh="http://schemas.microsoft.com/office/word/2020/wordml/sdtdatahash" xmlns:w16se="http://schemas.microsoft.com/office/word/2015/wordml/symex" xmlns:wpg="http://schemas.microsoft.com/office/word/2010/wordprocessingGroup" xmlns:wpi="http://schemas.microsoft.com/office/word/2010/wordprocessingInk" xmlns:wne="http://schemas.microsoft.com/office/word/2006/wordml" xmlns:wps="http://schemas.microsoft.com/office/word/2010/wordprocessingShape" mc:Ignorable="w14 w15 w16se w16cid w16 w16cex w16sdtdh w16du wp14">
+<w:hdr xmlns:wpc="http://schemas.microsoft.com/office/word/2010/wordprocessingCanvas" xmlns:cx="http://schemas.microsoft.com/office/drawing/2014/chartex" xmlns:cx1="http://schemas.microsoft.com/office/drawing/2015/9/8/chartex" xmlns:cx2="http://schemas.microsoft.com/office/drawing/2015/10/21/chartex" xmlns:cx3="http://schemas.microsoft.com/office/drawing/2016/5/9/chartex" xmlns:cx4="http://schemas.microsoft.com/office/drawing/2016/5/10/chartex" xmlns:cx5="http://schemas.microsoft.com/office/drawing/2016/5/11/chartex" xmlns:cx6="http://schemas.microsoft.com/office/drawing/2016/5/12/chartex" xmlns:cx7="http://schemas.microsoft.com/office/drawing/2016/5/13/chartex" xmlns:cx8="http://schemas.microsoft.com/office/drawing/2016/5/14/chartex" xmlns:mc="http://schemas.openxmlformats.org/markup-compatibility/2006" xmlns:aink="http://schemas.microsoft.com/office/drawing/2016/ink" xmlns:am3d="http://schemas.microsoft.com/office/drawing/2017/model3d" xmlns:o="urn:schemas-microsoft-com:office:office" xmlns:oel="http://schemas.microsoft.com/office/2019/extlst" xmlns:r="http://schemas.openxmlformats.org/officeDocument/2006/relationships" xmlns:m="http://schemas.openxmlformats.org/officeDocument/2006/math" xmlns:v="urn:schemas-microsoft-com:vml" xmlns:wp14="http://schemas.microsoft.com/office/word/2010/wordprocessingDrawing" xmlns:wp="http://schemas.openxmlformats.org/drawingml/2006/wordprocessingDrawing" xmlns:w10="urn:schemas-microsoft-com:office:word" xmlns:w="http://schemas.openxmlformats.org/wordprocessingml/2006/main" xmlns:w14="http://schemas.microsoft.com/office/word/2010/wordml" xmlns:w15="http://schemas.microsoft.com/office/word/2012/wordml" xmlns:w16cex="http://schemas.microsoft.com/office/word/2018/wordml/cex" xmlns:w16cid="http://schemas.microsoft.com/office/word/2016/wordml/cid" xmlns:w16="http://schemas.microsoft.com/office/word/2018/wordml" xmlns:w16du="http://schemas.microsoft.com/office/word/2023/wordml/word16du" xmlns:w16sdtdh="http://schemas.microsoft.com/office/word/2020/wordml/sdtdatahash" xmlns:w16sdtfl="http://schemas.microsoft.com/office/word/2024/wordml/sdtformatlock" xmlns:w16se="http://schemas.microsoft.com/office/word/2015/wordml/symex" xmlns:wpg="http://schemas.microsoft.com/office/word/2010/wordprocessingGroup" xmlns:wpi="http://schemas.microsoft.com/office/word/2010/wordprocessingInk" xmlns:wne="http://schemas.microsoft.com/office/word/2006/wordml" xmlns:wps="http://schemas.microsoft.com/office/word/2010/wordprocessingShape" mc:Ignorable="w14 w15 w16se w16cid w16 w16cex w16sdtdh w16sdtfl w16du wp14">
   <w:tbl>
     <w:tblPr>
       <w:tblStyle w:val="Tablaconcuadrcula"/>
@@ -13617,7 +13533,15 @@
               <w:bCs/>
               <w:noProof/>
             </w:rPr>
-            <w:t>PROGRAMA INTERNO DE PROTECCIÓN CIVIL 2024</w:t>
+            <w:t xml:space="preserve">PROGRAMA INTERNO DE PROTECCIÓN CIVIL </w:t>
+          </w:r>
+          <w:r>
+            <w:rPr>
+              <w:b/>
+              <w:bCs/>
+              <w:noProof/>
+            </w:rPr>
+            <w:t>{{ anio }}</w:t>
           </w:r>
         </w:p>
         <w:p>
@@ -13701,7 +13625,7 @@
 </file>
 
 <file path=word/header2.xml><?xml version="1.0" encoding="utf-8"?>
-<w:hdr xmlns:wpc="http://schemas.microsoft.com/office/word/2010/wordprocessingCanvas" xmlns:cx="http://schemas.microsoft.com/office/drawing/2014/chartex" xmlns:cx1="http://schemas.microsoft.com/office/drawing/2015/9/8/chartex" xmlns:cx2="http://schemas.microsoft.com/office/drawing/2015/10/21/chartex" xmlns:cx3="http://schemas.microsoft.com/office/drawing/2016/5/9/chartex" xmlns:cx4="http://schemas.microsoft.com/office/drawing/2016/5/10/chartex" xmlns:cx5="http://schemas.microsoft.com/office/drawing/2016/5/11/chartex" xmlns:cx6="http://schemas.microsoft.com/office/drawing/2016/5/12/chartex" xmlns:cx7="http://schemas.microsoft.com/office/drawing/2016/5/13/chartex" xmlns:cx8="http://schemas.microsoft.com/office/drawing/2016/5/14/chartex" xmlns:mc="http://schemas.openxmlformats.org/markup-compatibility/2006" xmlns:aink="http://schemas.microsoft.com/office/drawing/2016/ink" xmlns:am3d="http://schemas.microsoft.com/office/drawing/2017/model3d" xmlns:o="urn:schemas-microsoft-com:office:office" xmlns:oel="http://schemas.microsoft.com/office/2019/extlst" xmlns:r="http://schemas.openxmlformats.org/officeDocument/2006/relationships" xmlns:m="http://schemas.openxmlformats.org/officeDocument/2006/math" xmlns:v="urn:schemas-microsoft-com:vml" xmlns:wp14="http://schemas.microsoft.com/office/word/2010/wordprocessingDrawing" xmlns:wp="http://schemas.openxmlformats.org/drawingml/2006/wordprocessingDrawing" xmlns:w10="urn:schemas-microsoft-com:office:word" xmlns:w="http://schemas.openxmlformats.org/wordprocessingml/2006/main" xmlns:w14="http://schemas.microsoft.com/office/word/2010/wordml" xmlns:w15="http://schemas.microsoft.com/office/word/2012/wordml" xmlns:w16cex="http://schemas.microsoft.com/office/word/2018/wordml/cex" xmlns:w16cid="http://schemas.microsoft.com/office/word/2016/wordml/cid" xmlns:w16="http://schemas.microsoft.com/office/word/2018/wordml" xmlns:w16du="http://schemas.microsoft.com/office/word/2023/wordml/word16du" xmlns:w16sdtdh="http://schemas.microsoft.com/office/word/2020/wordml/sdtdatahash" xmlns:w16se="http://schemas.microsoft.com/office/word/2015/wordml/symex" xmlns:wpg="http://schemas.microsoft.com/office/word/2010/wordprocessingGroup" xmlns:wpi="http://schemas.microsoft.com/office/word/2010/wordprocessingInk" xmlns:wne="http://schemas.microsoft.com/office/word/2006/wordml" xmlns:wps="http://schemas.microsoft.com/office/word/2010/wordprocessingShape" mc:Ignorable="w14 w15 w16se w16cid w16 w16cex w16sdtdh w16du wp14">
+<w:hdr xmlns:wpc="http://schemas.microsoft.com/office/word/2010/wordprocessingCanvas" xmlns:cx="http://schemas.microsoft.com/office/drawing/2014/chartex" xmlns:cx1="http://schemas.microsoft.com/office/drawing/2015/9/8/chartex" xmlns:cx2="http://schemas.microsoft.com/office/drawing/2015/10/21/chartex" xmlns:cx3="http://schemas.microsoft.com/office/drawing/2016/5/9/chartex" xmlns:cx4="http://schemas.microsoft.com/office/drawing/2016/5/10/chartex" xmlns:cx5="http://schemas.microsoft.com/office/drawing/2016/5/11/chartex" xmlns:cx6="http://schemas.microsoft.com/office/drawing/2016/5/12/chartex" xmlns:cx7="http://schemas.microsoft.com/office/drawing/2016/5/13/chartex" xmlns:cx8="http://schemas.microsoft.com/office/drawing/2016/5/14/chartex" xmlns:mc="http://schemas.openxmlformats.org/markup-compatibility/2006" xmlns:aink="http://schemas.microsoft.com/office/drawing/2016/ink" xmlns:am3d="http://schemas.microsoft.com/office/drawing/2017/model3d" xmlns:o="urn:schemas-microsoft-com:office:office" xmlns:oel="http://schemas.microsoft.com/office/2019/extlst" xmlns:r="http://schemas.openxmlformats.org/officeDocument/2006/relationships" xmlns:m="http://schemas.openxmlformats.org/officeDocument/2006/math" xmlns:v="urn:schemas-microsoft-com:vml" xmlns:wp14="http://schemas.microsoft.com/office/word/2010/wordprocessingDrawing" xmlns:wp="http://schemas.openxmlformats.org/drawingml/2006/wordprocessingDrawing" xmlns:w10="urn:schemas-microsoft-com:office:word" xmlns:w="http://schemas.openxmlformats.org/wordprocessingml/2006/main" xmlns:w14="http://schemas.microsoft.com/office/word/2010/wordml" xmlns:w15="http://schemas.microsoft.com/office/word/2012/wordml" xmlns:w16cex="http://schemas.microsoft.com/office/word/2018/wordml/cex" xmlns:w16cid="http://schemas.microsoft.com/office/word/2016/wordml/cid" xmlns:w16="http://schemas.microsoft.com/office/word/2018/wordml" xmlns:w16du="http://schemas.microsoft.com/office/word/2023/wordml/word16du" xmlns:w16sdtdh="http://schemas.microsoft.com/office/word/2020/wordml/sdtdatahash" xmlns:w16sdtfl="http://schemas.microsoft.com/office/word/2024/wordml/sdtformatlock" xmlns:w16se="http://schemas.microsoft.com/office/word/2015/wordml/symex" xmlns:wpg="http://schemas.microsoft.com/office/word/2010/wordprocessingGroup" xmlns:wpi="http://schemas.microsoft.com/office/word/2010/wordprocessingInk" xmlns:wne="http://schemas.microsoft.com/office/word/2006/wordml" xmlns:wps="http://schemas.microsoft.com/office/word/2010/wordprocessingShape" mc:Ignorable="w14 w15 w16se w16cid w16 w16cex w16sdtdh w16sdtfl w16du wp14">
   <w:p>
     <w:pPr>
       <w:pStyle w:val="Encabezado"/>
@@ -13917,7 +13841,7 @@
 </file>
 
 <file path=word/numbering.xml><?xml version="1.0" encoding="utf-8"?>
-<w:numbering xmlns:wpc="http://schemas.microsoft.com/office/word/2010/wordprocessingCanvas" xmlns:cx="http://schemas.microsoft.com/office/drawing/2014/chartex" xmlns:cx1="http://schemas.microsoft.com/office/drawing/2015/9/8/chartex" xmlns:cx2="http://schemas.microsoft.com/office/drawing/2015/10/21/chartex" xmlns:cx3="http://schemas.microsoft.com/office/drawing/2016/5/9/chartex" xmlns:cx4="http://schemas.microsoft.com/office/drawing/2016/5/10/chartex" xmlns:cx5="http://schemas.microsoft.com/office/drawing/2016/5/11/chartex" xmlns:cx6="http://schemas.microsoft.com/office/drawing/2016/5/12/chartex" xmlns:cx7="http://schemas.microsoft.com/office/drawing/2016/5/13/chartex" xmlns:cx8="http://schemas.microsoft.com/office/drawing/2016/5/14/chartex" xmlns:mc="http://schemas.openxmlformats.org/markup-compatibility/2006" xmlns:aink="http://schemas.microsoft.com/office/drawing/2016/ink" xmlns:am3d="http://schemas.microsoft.com/office/drawing/2017/model3d" xmlns:o="urn:schemas-microsoft-com:office:office" xmlns:oel="http://schemas.microsoft.com/office/2019/extlst" xmlns:r="http://schemas.openxmlformats.org/officeDocument/2006/relationships" xmlns:m="http://schemas.openxmlformats.org/officeDocument/2006/math" xmlns:v="urn:schemas-microsoft-com:vml" xmlns:wp14="http://schemas.microsoft.com/office/word/2010/wordprocessingDrawing" xmlns:wp="http://schemas.openxmlformats.org/drawingml/2006/wordprocessingDrawing" xmlns:w10="urn:schemas-microsoft-com:office:word" xmlns:w="http://schemas.openxmlformats.org/wordprocessingml/2006/main" xmlns:w14="http://schemas.microsoft.com/office/word/2010/wordml" xmlns:w15="http://schemas.microsoft.com/office/word/2012/wordml" xmlns:w16cex="http://schemas.microsoft.com/office/word/2018/wordml/cex" xmlns:w16cid="http://schemas.microsoft.com/office/word/2016/wordml/cid" xmlns:w16="http://schemas.microsoft.com/office/word/2018/wordml" xmlns:w16du="http://schemas.microsoft.com/office/word/2023/wordml/word16du" xmlns:w16sdtdh="http://schemas.microsoft.com/office/word/2020/wordml/sdtdatahash" xmlns:w16se="http://schemas.microsoft.com/office/word/2015/wordml/symex" xmlns:wpg="http://schemas.microsoft.com/office/word/2010/wordprocessingGroup" xmlns:wpi="http://schemas.microsoft.com/office/word/2010/wordprocessingInk" xmlns:wne="http://schemas.microsoft.com/office/word/2006/wordml" xmlns:wps="http://schemas.microsoft.com/office/word/2010/wordprocessingShape" mc:Ignorable="w14 w15 w16se w16cid w16 w16cex w16sdtdh w16du wp14">
+<w:numbering xmlns:wpc="http://schemas.microsoft.com/office/word/2010/wordprocessingCanvas" xmlns:cx="http://schemas.microsoft.com/office/drawing/2014/chartex" xmlns:cx1="http://schemas.microsoft.com/office/drawing/2015/9/8/chartex" xmlns:cx2="http://schemas.microsoft.com/office/drawing/2015/10/21/chartex" xmlns:cx3="http://schemas.microsoft.com/office/drawing/2016/5/9/chartex" xmlns:cx4="http://schemas.microsoft.com/office/drawing/2016/5/10/chartex" xmlns:cx5="http://schemas.microsoft.com/office/drawing/2016/5/11/chartex" xmlns:cx6="http://schemas.microsoft.com/office/drawing/2016/5/12/chartex" xmlns:cx7="http://schemas.microsoft.com/office/drawing/2016/5/13/chartex" xmlns:cx8="http://schemas.microsoft.com/office/drawing/2016/5/14/chartex" xmlns:mc="http://schemas.openxmlformats.org/markup-compatibility/2006" xmlns:aink="http://schemas.microsoft.com/office/drawing/2016/ink" xmlns:am3d="http://schemas.microsoft.com/office/drawing/2017/model3d" xmlns:o="urn:schemas-microsoft-com:office:office" xmlns:oel="http://schemas.microsoft.com/office/2019/extlst" xmlns:r="http://schemas.openxmlformats.org/officeDocument/2006/relationships" xmlns:m="http://schemas.openxmlformats.org/officeDocument/2006/math" xmlns:v="urn:schemas-microsoft-com:vml" xmlns:wp14="http://schemas.microsoft.com/office/word/2010/wordprocessingDrawing" xmlns:wp="http://schemas.openxmlformats.org/drawingml/2006/wordprocessingDrawing" xmlns:w10="urn:schemas-microsoft-com:office:word" xmlns:w="http://schemas.openxmlformats.org/wordprocessingml/2006/main" xmlns:w14="http://schemas.microsoft.com/office/word/2010/wordml" xmlns:w15="http://schemas.microsoft.com/office/word/2012/wordml" xmlns:w16cex="http://schemas.microsoft.com/office/word/2018/wordml/cex" xmlns:w16cid="http://schemas.microsoft.com/office/word/2016/wordml/cid" xmlns:w16="http://schemas.microsoft.com/office/word/2018/wordml" xmlns:w16du="http://schemas.microsoft.com/office/word/2023/wordml/word16du" xmlns:w16sdtdh="http://schemas.microsoft.com/office/word/2020/wordml/sdtdatahash" xmlns:w16sdtfl="http://schemas.microsoft.com/office/word/2024/wordml/sdtformatlock" xmlns:w16se="http://schemas.microsoft.com/office/word/2015/wordml/symex" xmlns:wpg="http://schemas.microsoft.com/office/word/2010/wordprocessingGroup" xmlns:wpi="http://schemas.microsoft.com/office/word/2010/wordprocessingInk" xmlns:wne="http://schemas.microsoft.com/office/word/2006/wordml" xmlns:wps="http://schemas.microsoft.com/office/word/2010/wordprocessingShape" mc:Ignorable="w14 w15 w16se w16cid w16 w16cex w16sdtdh w16sdtfl w16du wp14">
   <w:abstractNum w:abstractNumId="0" w15:restartNumberingAfterBreak="0">
     <w:nsid w:val="FFFFFF89"/>
     <w:multiLevelType w:val="singleLevel"/>
@@ -14181,7 +14105,7 @@
 </file>
 
 <file path=word/styles.xml><?xml version="1.0" encoding="utf-8"?>
-<w:styles xmlns:mc="http://schemas.openxmlformats.org/markup-compatibility/2006" xmlns:r="http://schemas.openxmlformats.org/officeDocument/2006/relationships" xmlns:w="http://schemas.openxmlformats.org/wordprocessingml/2006/main" xmlns:w14="http://schemas.microsoft.com/office/word/2010/wordml" xmlns:w15="http://schemas.microsoft.com/office/word/2012/wordml" xmlns:w16cex="http://schemas.microsoft.com/office/word/2018/wordml/cex" xmlns:w16cid="http://schemas.microsoft.com/office/word/2016/wordml/cid" xmlns:w16="http://schemas.microsoft.com/office/word/2018/wordml" xmlns:w16du="http://schemas.microsoft.com/office/word/2023/wordml/word16du" xmlns:w16sdtdh="http://schemas.microsoft.com/office/word/2020/wordml/sdtdatahash" xmlns:w16se="http://schemas.microsoft.com/office/word/2015/wordml/symex" mc:Ignorable="w14 w15 w16se w16cid w16 w16cex w16sdtdh w16du">
+<w:styles xmlns:mc="http://schemas.openxmlformats.org/markup-compatibility/2006" xmlns:r="http://schemas.openxmlformats.org/officeDocument/2006/relationships" xmlns:w="http://schemas.openxmlformats.org/wordprocessingml/2006/main" xmlns:w14="http://schemas.microsoft.com/office/word/2010/wordml" xmlns:w15="http://schemas.microsoft.com/office/word/2012/wordml" xmlns:w16cex="http://schemas.microsoft.com/office/word/2018/wordml/cex" xmlns:w16cid="http://schemas.microsoft.com/office/word/2016/wordml/cid" xmlns:w16="http://schemas.microsoft.com/office/word/2018/wordml" xmlns:w16du="http://schemas.microsoft.com/office/word/2023/wordml/word16du" xmlns:w16sdtdh="http://schemas.microsoft.com/office/word/2020/wordml/sdtdatahash" xmlns:w16sdtfl="http://schemas.microsoft.com/office/word/2024/wordml/sdtformatlock" xmlns:w16se="http://schemas.microsoft.com/office/word/2015/wordml/symex" mc:Ignorable="w14 w15 w16se w16cid w16 w16cex w16sdtdh w16sdtfl w16du">
   <w:docDefaults>
     <w:rPrDefault>
       <w:rPr>

--- a/Inputs/Templates/GRI Gasolinera.docx
+++ b/Inputs/Templates/GRI Gasolinera.docx
@@ -76,7 +76,6 @@
           <w:lang w:val="es-ES" w:eastAsia="es-ES"/>
         </w:rPr>
       </w:pPr>
-      <w:proofErr w:type="gramStart"/>
       <w:r>
         <w:rPr>
           <w:rFonts w:eastAsia="Times New Roman" w:cstheme="minorHAnsi"/>
@@ -86,43 +85,7 @@
           <w:szCs w:val="24"/>
           <w:lang w:val="es-ES" w:eastAsia="es-ES"/>
         </w:rPr>
-        <w:t xml:space="preserve">{{ </w:t>
-      </w:r>
-      <w:proofErr w:type="spellStart"/>
-      <w:r>
-        <w:rPr>
-          <w:rFonts w:eastAsia="Times New Roman" w:cstheme="minorHAnsi"/>
-          <w:b/>
-          <w:bCs/>
-          <w:sz w:val="24"/>
-          <w:szCs w:val="24"/>
-          <w:lang w:val="es-ES" w:eastAsia="es-ES"/>
-        </w:rPr>
-        <w:t>razon</w:t>
-      </w:r>
-      <w:proofErr w:type="gramEnd"/>
-      <w:r>
-        <w:rPr>
-          <w:rFonts w:eastAsia="Times New Roman" w:cstheme="minorHAnsi"/>
-          <w:b/>
-          <w:bCs/>
-          <w:sz w:val="24"/>
-          <w:szCs w:val="24"/>
-          <w:lang w:val="es-ES" w:eastAsia="es-ES"/>
-        </w:rPr>
-        <w:t>_social</w:t>
-      </w:r>
-      <w:proofErr w:type="spellEnd"/>
-      <w:r>
-        <w:rPr>
-          <w:rFonts w:eastAsia="Times New Roman" w:cstheme="minorHAnsi"/>
-          <w:b/>
-          <w:bCs/>
-          <w:sz w:val="24"/>
-          <w:szCs w:val="24"/>
-          <w:lang w:val="es-ES" w:eastAsia="es-ES"/>
-        </w:rPr>
-        <w:t xml:space="preserve"> }}</w:t>
+        <w:t>{{ razon_social }}</w:t>
       </w:r>
     </w:p>
     <w:p>
@@ -170,36 +133,30 @@
           <w:b/>
           <w:sz w:val="24"/>
           <w:szCs w:val="24"/>
+        </w:rPr>
+      </w:pPr>
+    </w:p>
+    <w:p>
+      <w:pPr>
+        <w:autoSpaceDE w:val="0"/>
+        <w:autoSpaceDN w:val="0"/>
+        <w:adjustRightInd w:val="0"/>
+        <w:spacing w:after="0" w:line="240" w:lineRule="auto"/>
+        <w:jc w:val="center"/>
+        <w:rPr>
+          <w:b/>
+          <w:sz w:val="24"/>
+          <w:szCs w:val="24"/>
           <w:lang w:val="es-ES"/>
         </w:rPr>
       </w:pPr>
-      <w:proofErr w:type="gramStart"/>
       <w:r>
         <w:rPr>
           <w:b/>
           <w:sz w:val="24"/>
           <w:szCs w:val="24"/>
         </w:rPr>
-        <w:t xml:space="preserve">{{ </w:t>
-      </w:r>
-      <w:proofErr w:type="spellStart"/>
-      <w:r>
-        <w:rPr>
-          <w:b/>
-          <w:sz w:val="24"/>
-          <w:szCs w:val="24"/>
-        </w:rPr>
-        <w:t>Direccion</w:t>
-      </w:r>
-      <w:proofErr w:type="spellEnd"/>
-      <w:proofErr w:type="gramEnd"/>
-      <w:r>
-        <w:rPr>
-          <w:b/>
-          <w:sz w:val="24"/>
-          <w:szCs w:val="24"/>
-        </w:rPr>
-        <w:t xml:space="preserve"> }}</w:t>
+        <w:t>{{ Direccion }}</w:t>
       </w:r>
     </w:p>
     <w:p>
@@ -265,41 +222,13 @@
           <w:szCs w:val="24"/>
         </w:rPr>
       </w:pPr>
-      <w:proofErr w:type="gramStart"/>
       <w:r>
         <w:rPr>
           <w:b/>
           <w:sz w:val="24"/>
           <w:szCs w:val="24"/>
         </w:rPr>
-        <w:t xml:space="preserve">{{ </w:t>
-      </w:r>
-      <w:proofErr w:type="spellStart"/>
-      <w:r>
-        <w:rPr>
-          <w:b/>
-          <w:sz w:val="24"/>
-          <w:szCs w:val="24"/>
-        </w:rPr>
-        <w:t>descripcion</w:t>
-      </w:r>
-      <w:proofErr w:type="gramEnd"/>
-      <w:r>
-        <w:rPr>
-          <w:b/>
-          <w:sz w:val="24"/>
-          <w:szCs w:val="24"/>
-        </w:rPr>
-        <w:t>_actividades</w:t>
-      </w:r>
-      <w:proofErr w:type="spellEnd"/>
-      <w:r>
-        <w:rPr>
-          <w:b/>
-          <w:sz w:val="24"/>
-          <w:szCs w:val="24"/>
-        </w:rPr>
-        <w:t xml:space="preserve"> }}</w:t>
+        <w:t>{{ descripcion_actividades }}</w:t>
       </w:r>
     </w:p>
     <w:p>
@@ -373,7 +302,6 @@
         </w:rPr>
         <w:t xml:space="preserve">SE CUENTA CON </w:t>
       </w:r>
-      <w:proofErr w:type="gramStart"/>
       <w:r>
         <w:rPr>
           <w:b/>
@@ -381,17 +309,7 @@
           <w:sz w:val="24"/>
           <w:szCs w:val="24"/>
         </w:rPr>
-        <w:t>{{ trabajadores</w:t>
-      </w:r>
-      <w:proofErr w:type="gramEnd"/>
-      <w:r>
-        <w:rPr>
-          <w:b/>
-          <w:bCs/>
-          <w:sz w:val="24"/>
-          <w:szCs w:val="24"/>
-        </w:rPr>
-        <w:t xml:space="preserve"> }}</w:t>
+        <w:t>{{ trabajadores }}</w:t>
       </w:r>
       <w:r>
         <w:rPr>
@@ -409,44 +327,7 @@
           <w:sz w:val="24"/>
           <w:szCs w:val="24"/>
         </w:rPr>
-        <w:fldChar w:fldCharType="begin"/>
-      </w:r>
-      <w:r>
-        <w:rPr>
-          <w:b/>
-          <w:bCs/>
-          <w:sz w:val="24"/>
-          <w:szCs w:val="24"/>
-        </w:rPr>
-        <w:instrText xml:space="preserve"> MERGEFIELD Turnos </w:instrText>
-      </w:r>
-      <w:r>
-        <w:rPr>
-          <w:b/>
-          <w:bCs/>
-          <w:sz w:val="24"/>
-          <w:szCs w:val="24"/>
-        </w:rPr>
-        <w:fldChar w:fldCharType="separate"/>
-      </w:r>
-      <w:r>
-        <w:rPr>
-          <w:b/>
-          <w:bCs/>
-          <w:noProof/>
-          <w:sz w:val="24"/>
-          <w:szCs w:val="24"/>
-        </w:rPr>
-        <w:t>TRES</w:t>
-      </w:r>
-      <w:r>
-        <w:rPr>
-          <w:b/>
-          <w:bCs/>
-          <w:sz w:val="24"/>
-          <w:szCs w:val="24"/>
-        </w:rPr>
-        <w:fldChar w:fldCharType="end"/>
+        <w:t>{{ turnos }}</w:t>
       </w:r>
       <w:r>
         <w:rPr>
@@ -486,21 +367,12 @@
         </w:rPr>
         <w:t xml:space="preserve"> </w:t>
       </w:r>
-      <w:proofErr w:type="gramStart"/>
       <w:r>
         <w:rPr>
           <w:b/>
           <w:bCs/>
         </w:rPr>
-        <w:t>{{ turno</w:t>
-      </w:r>
-      <w:proofErr w:type="gramEnd"/>
-      <w:r>
-        <w:rPr>
-          <w:b/>
-          <w:bCs/>
-        </w:rPr>
-        <w:t>_1 }}</w:t>
+        <w:t>{{ turno_1 }}</w:t>
       </w:r>
       <w:r>
         <w:rPr>
@@ -537,35 +409,12 @@
       <w:r>
         <w:t xml:space="preserve"> </w:t>
       </w:r>
-      <w:proofErr w:type="gramStart"/>
       <w:r>
         <w:rPr>
           <w:b/>
           <w:bCs/>
         </w:rPr>
-        <w:t>{{ turno</w:t>
-      </w:r>
-      <w:proofErr w:type="gramEnd"/>
-      <w:r>
-        <w:rPr>
-          <w:b/>
-          <w:bCs/>
-        </w:rPr>
-        <w:t>_</w:t>
-      </w:r>
-      <w:r>
-        <w:rPr>
-          <w:b/>
-          <w:bCs/>
-        </w:rPr>
-        <w:t>2</w:t>
-      </w:r>
-      <w:r>
-        <w:rPr>
-          <w:b/>
-          <w:bCs/>
-        </w:rPr>
-        <w:t xml:space="preserve"> }}</w:t>
+        <w:t>{{ turno_2 }}</w:t>
       </w:r>
       <w:r>
         <w:rPr>
@@ -605,35 +454,12 @@
       <w:r>
         <w:t xml:space="preserve">En el tercer turno se tienen </w:t>
       </w:r>
-      <w:proofErr w:type="gramStart"/>
       <w:r>
         <w:rPr>
           <w:b/>
           <w:bCs/>
         </w:rPr>
-        <w:t>{{ turno</w:t>
-      </w:r>
-      <w:proofErr w:type="gramEnd"/>
-      <w:r>
-        <w:rPr>
-          <w:b/>
-          <w:bCs/>
-        </w:rPr>
-        <w:t>_</w:t>
-      </w:r>
-      <w:r>
-        <w:rPr>
-          <w:b/>
-          <w:bCs/>
-        </w:rPr>
-        <w:t>3</w:t>
-      </w:r>
-      <w:r>
-        <w:rPr>
-          <w:b/>
-          <w:bCs/>
-        </w:rPr>
-        <w:t xml:space="preserve"> }}</w:t>
+        <w:t>{{ turno_3 }}</w:t>
       </w:r>
       <w:r>
         <w:rPr>
@@ -738,7 +564,6 @@
         </w:rPr>
         <w:t xml:space="preserve">: </w:t>
       </w:r>
-      <w:proofErr w:type="gramStart"/>
       <w:r>
         <w:rPr>
           <w:b/>
@@ -746,17 +571,7 @@
           <w:sz w:val="24"/>
           <w:szCs w:val="24"/>
         </w:rPr>
-        <w:t>{{ proveedores</w:t>
-      </w:r>
-      <w:proofErr w:type="gramEnd"/>
-      <w:r>
-        <w:rPr>
-          <w:b/>
-          <w:bCs/>
-          <w:sz w:val="24"/>
-          <w:szCs w:val="24"/>
-        </w:rPr>
-        <w:t xml:space="preserve"> }}</w:t>
+        <w:t>{{ proveedores }}</w:t>
       </w:r>
     </w:p>
     <w:p>
@@ -791,7 +606,6 @@
         </w:rPr>
         <w:t xml:space="preserve"> </w:t>
       </w:r>
-      <w:proofErr w:type="gramStart"/>
       <w:r>
         <w:rPr>
           <w:b/>
@@ -799,17 +613,7 @@
           <w:sz w:val="24"/>
           <w:szCs w:val="24"/>
         </w:rPr>
-        <w:t>{{ visitantes</w:t>
-      </w:r>
-      <w:proofErr w:type="gramEnd"/>
-      <w:r>
-        <w:rPr>
-          <w:b/>
-          <w:bCs/>
-          <w:sz w:val="24"/>
-          <w:szCs w:val="24"/>
-        </w:rPr>
-        <w:t xml:space="preserve"> }}</w:t>
+        <w:t>{{ visitantes }}</w:t>
       </w:r>
       <w:r>
         <w:rPr>
@@ -857,6 +661,16 @@
       <w:pPr>
         <w:jc w:val="center"/>
         <w:rPr>
+          <w:b/>
+          <w:sz w:val="24"/>
+          <w:szCs w:val="24"/>
+        </w:rPr>
+      </w:pPr>
+    </w:p>
+    <w:p>
+      <w:pPr>
+        <w:jc w:val="center"/>
+        <w:rPr>
           <w:rFonts w:ascii="Arial" w:eastAsia="Calibri" w:hAnsi="Arial" w:cs="Times New Roman"/>
           <w:b/>
           <w:bCs/>
@@ -880,23 +694,13 @@
         </w:rPr>
         <w:t xml:space="preserve">DE </w:t>
       </w:r>
-      <w:proofErr w:type="gramStart"/>
       <w:r>
         <w:rPr>
           <w:b/>
           <w:sz w:val="24"/>
           <w:szCs w:val="24"/>
         </w:rPr>
-        <w:t>{{ construccion</w:t>
-      </w:r>
-      <w:proofErr w:type="gramEnd"/>
-      <w:r>
-        <w:rPr>
-          <w:b/>
-          <w:sz w:val="24"/>
-          <w:szCs w:val="24"/>
-        </w:rPr>
-        <w:t>_m2 }}</w:t>
+        <w:t>{{ construccion_m2 }}</w:t>
       </w:r>
       <w:r>
         <w:rPr>
@@ -1113,7 +917,6 @@
                 <w:lang w:eastAsia="es-MX"/>
               </w:rPr>
             </w:pPr>
-            <w:proofErr w:type="gramStart"/>
             <w:r>
               <w:rPr>
                 <w:rFonts w:ascii="Calibri" w:eastAsia="Times New Roman" w:hAnsi="Calibri" w:cs="Calibri"/>
@@ -1124,46 +927,7 @@
                 <w:szCs w:val="18"/>
                 <w:lang w:eastAsia="es-MX"/>
               </w:rPr>
-              <w:t xml:space="preserve">{{ </w:t>
-            </w:r>
-            <w:proofErr w:type="spellStart"/>
-            <w:r>
-              <w:rPr>
-                <w:rFonts w:ascii="Calibri" w:eastAsia="Times New Roman" w:hAnsi="Calibri" w:cs="Calibri"/>
-                <w:b/>
-                <w:bCs/>
-                <w:color w:val="000000"/>
-                <w:sz w:val="18"/>
-                <w:szCs w:val="18"/>
-                <w:lang w:eastAsia="es-MX"/>
-              </w:rPr>
-              <w:t>razon</w:t>
-            </w:r>
-            <w:proofErr w:type="gramEnd"/>
-            <w:r>
-              <w:rPr>
-                <w:rFonts w:ascii="Calibri" w:eastAsia="Times New Roman" w:hAnsi="Calibri" w:cs="Calibri"/>
-                <w:b/>
-                <w:bCs/>
-                <w:color w:val="000000"/>
-                <w:sz w:val="18"/>
-                <w:szCs w:val="18"/>
-                <w:lang w:eastAsia="es-MX"/>
-              </w:rPr>
-              <w:t>_social</w:t>
-            </w:r>
-            <w:proofErr w:type="spellEnd"/>
-            <w:r>
-              <w:rPr>
-                <w:rFonts w:ascii="Calibri" w:eastAsia="Times New Roman" w:hAnsi="Calibri" w:cs="Calibri"/>
-                <w:b/>
-                <w:bCs/>
-                <w:color w:val="000000"/>
-                <w:sz w:val="18"/>
-                <w:szCs w:val="18"/>
-                <w:lang w:eastAsia="es-MX"/>
-              </w:rPr>
-              <w:t xml:space="preserve"> }}</w:t>
+              <w:t>{{ razon_social }}</w:t>
             </w:r>
           </w:p>
         </w:tc>
@@ -1245,7 +1009,6 @@
                 <w:lang w:eastAsia="es-MX"/>
               </w:rPr>
             </w:pPr>
-            <w:proofErr w:type="gramStart"/>
             <w:r>
               <w:rPr>
                 <w:rFonts w:ascii="Calibri" w:eastAsia="Times New Roman" w:hAnsi="Calibri" w:cs="Calibri"/>
@@ -1258,7 +1021,6 @@
               </w:rPr>
               <w:t xml:space="preserve">{{ </w:t>
             </w:r>
-            <w:proofErr w:type="spellStart"/>
             <w:r>
               <w:rPr>
                 <w:rFonts w:ascii="Calibri" w:eastAsia="Times New Roman" w:hAnsi="Calibri" w:cs="Calibri"/>
@@ -1269,21 +1031,7 @@
                 <w:szCs w:val="18"/>
                 <w:lang w:eastAsia="es-MX"/>
               </w:rPr>
-              <w:t>Direccion</w:t>
-            </w:r>
-            <w:proofErr w:type="spellEnd"/>
-            <w:proofErr w:type="gramEnd"/>
-            <w:r>
-              <w:rPr>
-                <w:rFonts w:ascii="Calibri" w:eastAsia="Times New Roman" w:hAnsi="Calibri" w:cs="Calibri"/>
-                <w:b/>
-                <w:bCs/>
-                <w:color w:val="000000"/>
-                <w:sz w:val="18"/>
-                <w:szCs w:val="18"/>
-                <w:lang w:eastAsia="es-MX"/>
-              </w:rPr>
-              <w:t xml:space="preserve"> </w:t>
+              <w:t xml:space="preserve">Direccion </w:t>
             </w:r>
             <w:r>
               <w:rPr>
@@ -1377,7 +1125,6 @@
                 <w:lang w:eastAsia="es-MX"/>
               </w:rPr>
             </w:pPr>
-            <w:proofErr w:type="gramStart"/>
             <w:r>
               <w:rPr>
                 <w:rFonts w:ascii="Calibri" w:eastAsia="Times New Roman" w:hAnsi="Calibri" w:cs="Calibri"/>
@@ -1388,46 +1135,7 @@
                 <w:szCs w:val="18"/>
                 <w:lang w:eastAsia="es-MX"/>
               </w:rPr>
-              <w:t xml:space="preserve">{{ </w:t>
-            </w:r>
-            <w:proofErr w:type="spellStart"/>
-            <w:r>
-              <w:rPr>
-                <w:rFonts w:ascii="Calibri" w:eastAsia="Times New Roman" w:hAnsi="Calibri" w:cs="Calibri"/>
-                <w:b/>
-                <w:bCs/>
-                <w:color w:val="000000"/>
-                <w:sz w:val="18"/>
-                <w:szCs w:val="18"/>
-                <w:lang w:eastAsia="es-MX"/>
-              </w:rPr>
-              <w:t>giro</w:t>
-            </w:r>
-            <w:proofErr w:type="gramEnd"/>
-            <w:r>
-              <w:rPr>
-                <w:rFonts w:ascii="Calibri" w:eastAsia="Times New Roman" w:hAnsi="Calibri" w:cs="Calibri"/>
-                <w:b/>
-                <w:bCs/>
-                <w:color w:val="000000"/>
-                <w:sz w:val="18"/>
-                <w:szCs w:val="18"/>
-                <w:lang w:eastAsia="es-MX"/>
-              </w:rPr>
-              <w:t>_comercial</w:t>
-            </w:r>
-            <w:proofErr w:type="spellEnd"/>
-            <w:r>
-              <w:rPr>
-                <w:rFonts w:ascii="Calibri" w:eastAsia="Times New Roman" w:hAnsi="Calibri" w:cs="Calibri"/>
-                <w:b/>
-                <w:bCs/>
-                <w:color w:val="000000"/>
-                <w:sz w:val="18"/>
-                <w:szCs w:val="18"/>
-                <w:lang w:eastAsia="es-MX"/>
-              </w:rPr>
-              <w:t xml:space="preserve"> }}</w:t>
+              <w:t>{{ giro_comercial }}</w:t>
             </w:r>
           </w:p>
         </w:tc>
@@ -1463,49 +1171,15 @@
                 <w:lang w:eastAsia="es-MX"/>
               </w:rPr>
             </w:pPr>
-            <w:proofErr w:type="gramStart"/>
-            <w:r>
-              <w:rPr>
-                <w:rFonts w:ascii="Calibri" w:eastAsia="Times New Roman" w:hAnsi="Calibri" w:cs="Calibri"/>
-                <w:color w:val="000000"/>
-                <w:sz w:val="18"/>
-                <w:szCs w:val="18"/>
-                <w:lang w:eastAsia="es-MX"/>
-              </w:rPr>
-              <w:t xml:space="preserve">{{ </w:t>
-            </w:r>
-            <w:proofErr w:type="spellStart"/>
-            <w:r>
-              <w:rPr>
-                <w:rFonts w:ascii="Calibri" w:eastAsia="Times New Roman" w:hAnsi="Calibri" w:cs="Calibri"/>
-                <w:color w:val="000000"/>
-                <w:sz w:val="18"/>
-                <w:szCs w:val="18"/>
-                <w:lang w:eastAsia="es-MX"/>
-              </w:rPr>
-              <w:t>nombre</w:t>
-            </w:r>
-            <w:proofErr w:type="gramEnd"/>
-            <w:r>
-              <w:rPr>
-                <w:rFonts w:ascii="Calibri" w:eastAsia="Times New Roman" w:hAnsi="Calibri" w:cs="Calibri"/>
-                <w:color w:val="000000"/>
-                <w:sz w:val="18"/>
-                <w:szCs w:val="18"/>
-                <w:lang w:eastAsia="es-MX"/>
-              </w:rPr>
-              <w:t>_comercial</w:t>
-            </w:r>
-            <w:proofErr w:type="spellEnd"/>
-            <w:r>
-              <w:rPr>
-                <w:rFonts w:ascii="Calibri" w:eastAsia="Times New Roman" w:hAnsi="Calibri" w:cs="Calibri"/>
-                <w:color w:val="000000"/>
-                <w:sz w:val="18"/>
-                <w:szCs w:val="18"/>
-                <w:lang w:eastAsia="es-MX"/>
-              </w:rPr>
-              <w:t xml:space="preserve"> }}</w:t>
+            <w:r>
+              <w:rPr>
+                <w:rFonts w:ascii="Calibri" w:eastAsia="Times New Roman" w:hAnsi="Calibri" w:cs="Calibri"/>
+                <w:color w:val="000000"/>
+                <w:sz w:val="18"/>
+                <w:szCs w:val="18"/>
+                <w:lang w:eastAsia="es-MX"/>
+              </w:rPr>
+              <w:t>{{ nombre_comercial }}</w:t>
             </w:r>
           </w:p>
         </w:tc>
@@ -2318,7 +1992,6 @@
                 <w:lang w:eastAsia="es-MX"/>
               </w:rPr>
             </w:pPr>
-            <w:proofErr w:type="gramStart"/>
             <w:r>
               <w:rPr>
                 <w:rFonts w:ascii="Calibri" w:eastAsia="Times New Roman" w:hAnsi="Calibri" w:cs="Calibri"/>
@@ -2329,29 +2002,16 @@
               </w:rPr>
               <w:t xml:space="preserve">{{ </w:t>
             </w:r>
-            <w:proofErr w:type="spellStart"/>
-            <w:r>
-              <w:rPr>
-                <w:rFonts w:ascii="Calibri" w:eastAsia="Times New Roman" w:hAnsi="Calibri" w:cs="Calibri"/>
-                <w:color w:val="000000"/>
-                <w:sz w:val="18"/>
-                <w:szCs w:val="18"/>
-                <w:lang w:eastAsia="es-MX"/>
-              </w:rPr>
-              <w:t>descripcion</w:t>
-            </w:r>
-            <w:proofErr w:type="gramEnd"/>
-            <w:r>
-              <w:rPr>
-                <w:rFonts w:ascii="Calibri" w:eastAsia="Times New Roman" w:hAnsi="Calibri" w:cs="Calibri"/>
-                <w:color w:val="000000"/>
-                <w:sz w:val="18"/>
-                <w:szCs w:val="18"/>
-                <w:lang w:eastAsia="es-MX"/>
-              </w:rPr>
-              <w:t>_gas_inflamable</w:t>
-            </w:r>
-            <w:proofErr w:type="spellEnd"/>
+            <w:r>
+              <w:rPr>
+                <w:rFonts w:ascii="Calibri" w:eastAsia="Times New Roman" w:hAnsi="Calibri" w:cs="Calibri"/>
+                <w:color w:val="000000"/>
+                <w:sz w:val="18"/>
+                <w:szCs w:val="18"/>
+                <w:lang w:eastAsia="es-MX"/>
+              </w:rPr>
+              <w:t>descripcion_gas_inflamable</w:t>
+            </w:r>
             <w:r>
               <w:rPr>
                 <w:rFonts w:ascii="Calibri" w:eastAsia="Times New Roman" w:hAnsi="Calibri" w:cs="Calibri"/>
@@ -2391,49 +2051,15 @@
                 <w:lang w:eastAsia="es-MX"/>
               </w:rPr>
             </w:pPr>
-            <w:proofErr w:type="gramStart"/>
-            <w:r>
-              <w:rPr>
-                <w:rFonts w:ascii="Calibri" w:eastAsia="Times New Roman" w:hAnsi="Calibri" w:cs="Calibri"/>
-                <w:color w:val="000000"/>
-                <w:sz w:val="18"/>
-                <w:szCs w:val="18"/>
-                <w:lang w:eastAsia="es-MX"/>
-              </w:rPr>
-              <w:t xml:space="preserve">{{ </w:t>
-            </w:r>
-            <w:proofErr w:type="spellStart"/>
-            <w:r>
-              <w:rPr>
-                <w:rFonts w:ascii="Calibri" w:eastAsia="Times New Roman" w:hAnsi="Calibri" w:cs="Calibri"/>
-                <w:color w:val="000000"/>
-                <w:sz w:val="18"/>
-                <w:szCs w:val="18"/>
-                <w:lang w:eastAsia="es-MX"/>
-              </w:rPr>
-              <w:t>gas</w:t>
-            </w:r>
-            <w:proofErr w:type="gramEnd"/>
-            <w:r>
-              <w:rPr>
-                <w:rFonts w:ascii="Calibri" w:eastAsia="Times New Roman" w:hAnsi="Calibri" w:cs="Calibri"/>
-                <w:color w:val="000000"/>
-                <w:sz w:val="18"/>
-                <w:szCs w:val="18"/>
-                <w:lang w:eastAsia="es-MX"/>
-              </w:rPr>
-              <w:t>_inflamable</w:t>
-            </w:r>
-            <w:proofErr w:type="spellEnd"/>
-            <w:r>
-              <w:rPr>
-                <w:rFonts w:ascii="Calibri" w:eastAsia="Times New Roman" w:hAnsi="Calibri" w:cs="Calibri"/>
-                <w:color w:val="000000"/>
-                <w:sz w:val="18"/>
-                <w:szCs w:val="18"/>
-                <w:lang w:eastAsia="es-MX"/>
-              </w:rPr>
-              <w:t xml:space="preserve"> }}</w:t>
+            <w:r>
+              <w:rPr>
+                <w:rFonts w:ascii="Calibri" w:eastAsia="Times New Roman" w:hAnsi="Calibri" w:cs="Calibri"/>
+                <w:color w:val="000000"/>
+                <w:sz w:val="18"/>
+                <w:szCs w:val="18"/>
+                <w:lang w:eastAsia="es-MX"/>
+              </w:rPr>
+              <w:t>{{ gas_inflamable }}</w:t>
             </w:r>
           </w:p>
         </w:tc>
@@ -2463,7 +2089,6 @@
                 <w:lang w:eastAsia="es-MX"/>
               </w:rPr>
             </w:pPr>
-            <w:proofErr w:type="spellStart"/>
             <w:r>
               <w:rPr>
                 <w:rFonts w:ascii="Calibri" w:eastAsia="Times New Roman" w:hAnsi="Calibri" w:cs="Calibri"/>
@@ -2474,7 +2099,6 @@
               </w:rPr>
               <w:t>Lt</w:t>
             </w:r>
-            <w:proofErr w:type="spellEnd"/>
           </w:p>
         </w:tc>
       </w:tr>
@@ -2725,7 +2349,6 @@
                 <w:lang w:eastAsia="es-MX"/>
               </w:rPr>
             </w:pPr>
-            <w:proofErr w:type="gramStart"/>
             <w:r>
               <w:rPr>
                 <w:rFonts w:ascii="Calibri" w:eastAsia="Times New Roman" w:hAnsi="Calibri" w:cs="Calibri"/>
@@ -2736,29 +2359,16 @@
               </w:rPr>
               <w:t xml:space="preserve">{{ </w:t>
             </w:r>
-            <w:proofErr w:type="spellStart"/>
-            <w:r>
-              <w:rPr>
-                <w:rFonts w:ascii="Calibri" w:eastAsia="Times New Roman" w:hAnsi="Calibri" w:cs="Calibri"/>
-                <w:color w:val="000000"/>
-                <w:sz w:val="18"/>
-                <w:szCs w:val="18"/>
-                <w:lang w:eastAsia="es-MX"/>
-              </w:rPr>
-              <w:t>descripcion</w:t>
-            </w:r>
-            <w:proofErr w:type="gramEnd"/>
-            <w:r>
-              <w:rPr>
-                <w:rFonts w:ascii="Calibri" w:eastAsia="Times New Roman" w:hAnsi="Calibri" w:cs="Calibri"/>
-                <w:color w:val="000000"/>
-                <w:sz w:val="18"/>
-                <w:szCs w:val="18"/>
-                <w:lang w:eastAsia="es-MX"/>
-              </w:rPr>
-              <w:t>_liquido_inflamable</w:t>
-            </w:r>
-            <w:proofErr w:type="spellEnd"/>
+            <w:r>
+              <w:rPr>
+                <w:rFonts w:ascii="Calibri" w:eastAsia="Times New Roman" w:hAnsi="Calibri" w:cs="Calibri"/>
+                <w:color w:val="000000"/>
+                <w:sz w:val="18"/>
+                <w:szCs w:val="18"/>
+                <w:lang w:eastAsia="es-MX"/>
+              </w:rPr>
+              <w:t>descripcion_liquido_inflamable</w:t>
+            </w:r>
             <w:r>
               <w:rPr>
                 <w:rFonts w:ascii="Calibri" w:eastAsia="Times New Roman" w:hAnsi="Calibri" w:cs="Calibri"/>
@@ -2798,49 +2408,15 @@
                 <w:lang w:eastAsia="es-MX"/>
               </w:rPr>
             </w:pPr>
-            <w:proofErr w:type="gramStart"/>
-            <w:r>
-              <w:rPr>
-                <w:rFonts w:ascii="Calibri" w:eastAsia="Times New Roman" w:hAnsi="Calibri" w:cs="Calibri"/>
-                <w:color w:val="000000"/>
-                <w:sz w:val="18"/>
-                <w:szCs w:val="18"/>
-                <w:lang w:eastAsia="es-MX"/>
-              </w:rPr>
-              <w:t xml:space="preserve">{{ </w:t>
-            </w:r>
-            <w:proofErr w:type="spellStart"/>
-            <w:r>
-              <w:rPr>
-                <w:rFonts w:ascii="Calibri" w:eastAsia="Times New Roman" w:hAnsi="Calibri" w:cs="Calibri"/>
-                <w:color w:val="000000"/>
-                <w:sz w:val="18"/>
-                <w:szCs w:val="18"/>
-                <w:lang w:eastAsia="es-MX"/>
-              </w:rPr>
-              <w:t>liquido</w:t>
-            </w:r>
-            <w:proofErr w:type="gramEnd"/>
-            <w:r>
-              <w:rPr>
-                <w:rFonts w:ascii="Calibri" w:eastAsia="Times New Roman" w:hAnsi="Calibri" w:cs="Calibri"/>
-                <w:color w:val="000000"/>
-                <w:sz w:val="18"/>
-                <w:szCs w:val="18"/>
-                <w:lang w:eastAsia="es-MX"/>
-              </w:rPr>
-              <w:t>_inflamable</w:t>
-            </w:r>
-            <w:proofErr w:type="spellEnd"/>
-            <w:r>
-              <w:rPr>
-                <w:rFonts w:ascii="Calibri" w:eastAsia="Times New Roman" w:hAnsi="Calibri" w:cs="Calibri"/>
-                <w:color w:val="000000"/>
-                <w:sz w:val="18"/>
-                <w:szCs w:val="18"/>
-                <w:lang w:eastAsia="es-MX"/>
-              </w:rPr>
-              <w:t xml:space="preserve"> }}</w:t>
+            <w:r>
+              <w:rPr>
+                <w:rFonts w:ascii="Calibri" w:eastAsia="Times New Roman" w:hAnsi="Calibri" w:cs="Calibri"/>
+                <w:color w:val="000000"/>
+                <w:sz w:val="18"/>
+                <w:szCs w:val="18"/>
+                <w:lang w:eastAsia="es-MX"/>
+              </w:rPr>
+              <w:t>{{ liquido_inflamable }}</w:t>
             </w:r>
           </w:p>
         </w:tc>
@@ -2870,7 +2446,6 @@
                 <w:lang w:eastAsia="es-MX"/>
               </w:rPr>
             </w:pPr>
-            <w:proofErr w:type="spellStart"/>
             <w:r>
               <w:rPr>
                 <w:rFonts w:ascii="Calibri" w:eastAsia="Times New Roman" w:hAnsi="Calibri" w:cs="Calibri"/>
@@ -2881,7 +2456,6 @@
               </w:rPr>
               <w:t>Lt</w:t>
             </w:r>
-            <w:proofErr w:type="spellEnd"/>
           </w:p>
         </w:tc>
       </w:tr>
@@ -3132,7 +2706,6 @@
                 <w:lang w:eastAsia="es-MX"/>
               </w:rPr>
             </w:pPr>
-            <w:proofErr w:type="gramStart"/>
             <w:r>
               <w:rPr>
                 <w:rFonts w:ascii="Calibri" w:eastAsia="Times New Roman" w:hAnsi="Calibri" w:cs="Calibri"/>
@@ -3143,29 +2716,16 @@
               </w:rPr>
               <w:t xml:space="preserve">{{ </w:t>
             </w:r>
-            <w:proofErr w:type="spellStart"/>
-            <w:r>
-              <w:rPr>
-                <w:rFonts w:ascii="Calibri" w:eastAsia="Times New Roman" w:hAnsi="Calibri" w:cs="Calibri"/>
-                <w:color w:val="000000"/>
-                <w:sz w:val="18"/>
-                <w:szCs w:val="18"/>
-                <w:lang w:eastAsia="es-MX"/>
-              </w:rPr>
-              <w:t>descripcion</w:t>
-            </w:r>
-            <w:proofErr w:type="gramEnd"/>
-            <w:r>
-              <w:rPr>
-                <w:rFonts w:ascii="Calibri" w:eastAsia="Times New Roman" w:hAnsi="Calibri" w:cs="Calibri"/>
-                <w:color w:val="000000"/>
-                <w:sz w:val="18"/>
-                <w:szCs w:val="18"/>
-                <w:lang w:eastAsia="es-MX"/>
-              </w:rPr>
-              <w:t>_liquido_combustible</w:t>
-            </w:r>
-            <w:proofErr w:type="spellEnd"/>
+            <w:r>
+              <w:rPr>
+                <w:rFonts w:ascii="Calibri" w:eastAsia="Times New Roman" w:hAnsi="Calibri" w:cs="Calibri"/>
+                <w:color w:val="000000"/>
+                <w:sz w:val="18"/>
+                <w:szCs w:val="18"/>
+                <w:lang w:eastAsia="es-MX"/>
+              </w:rPr>
+              <w:t>descripcion_liquido_combustible</w:t>
+            </w:r>
             <w:r>
               <w:rPr>
                 <w:rFonts w:ascii="Calibri" w:eastAsia="Times New Roman" w:hAnsi="Calibri" w:cs="Calibri"/>
@@ -3204,49 +2764,15 @@
                 <w:lang w:eastAsia="es-MX"/>
               </w:rPr>
             </w:pPr>
-            <w:proofErr w:type="gramStart"/>
-            <w:r>
-              <w:rPr>
-                <w:rFonts w:ascii="Calibri" w:eastAsia="Times New Roman" w:hAnsi="Calibri" w:cs="Calibri"/>
-                <w:color w:val="000000"/>
-                <w:sz w:val="18"/>
-                <w:szCs w:val="18"/>
-                <w:lang w:eastAsia="es-MX"/>
-              </w:rPr>
-              <w:t xml:space="preserve">{{ </w:t>
-            </w:r>
-            <w:proofErr w:type="spellStart"/>
-            <w:r>
-              <w:rPr>
-                <w:rFonts w:ascii="Calibri" w:eastAsia="Times New Roman" w:hAnsi="Calibri" w:cs="Calibri"/>
-                <w:color w:val="000000"/>
-                <w:sz w:val="18"/>
-                <w:szCs w:val="18"/>
-                <w:lang w:eastAsia="es-MX"/>
-              </w:rPr>
-              <w:t>liquido</w:t>
-            </w:r>
-            <w:proofErr w:type="gramEnd"/>
-            <w:r>
-              <w:rPr>
-                <w:rFonts w:ascii="Calibri" w:eastAsia="Times New Roman" w:hAnsi="Calibri" w:cs="Calibri"/>
-                <w:color w:val="000000"/>
-                <w:sz w:val="18"/>
-                <w:szCs w:val="18"/>
-                <w:lang w:eastAsia="es-MX"/>
-              </w:rPr>
-              <w:t>_combustible</w:t>
-            </w:r>
-            <w:proofErr w:type="spellEnd"/>
-            <w:r>
-              <w:rPr>
-                <w:rFonts w:ascii="Calibri" w:eastAsia="Times New Roman" w:hAnsi="Calibri" w:cs="Calibri"/>
-                <w:color w:val="000000"/>
-                <w:sz w:val="18"/>
-                <w:szCs w:val="18"/>
-                <w:lang w:eastAsia="es-MX"/>
-              </w:rPr>
-              <w:t xml:space="preserve"> }}</w:t>
+            <w:r>
+              <w:rPr>
+                <w:rFonts w:ascii="Calibri" w:eastAsia="Times New Roman" w:hAnsi="Calibri" w:cs="Calibri"/>
+                <w:color w:val="000000"/>
+                <w:sz w:val="18"/>
+                <w:szCs w:val="18"/>
+                <w:lang w:eastAsia="es-MX"/>
+              </w:rPr>
+              <w:t>{{ liquido_combustible }}</w:t>
             </w:r>
           </w:p>
         </w:tc>
@@ -3275,7 +2801,6 @@
                 <w:lang w:eastAsia="es-MX"/>
               </w:rPr>
             </w:pPr>
-            <w:proofErr w:type="spellStart"/>
             <w:r>
               <w:rPr>
                 <w:rFonts w:ascii="Calibri" w:eastAsia="Times New Roman" w:hAnsi="Calibri" w:cs="Calibri"/>
@@ -3286,7 +2811,6 @@
               </w:rPr>
               <w:t>Lt</w:t>
             </w:r>
-            <w:proofErr w:type="spellEnd"/>
           </w:p>
         </w:tc>
       </w:tr>
@@ -3547,7 +3071,6 @@
                 <w:lang w:eastAsia="es-MX"/>
               </w:rPr>
             </w:pPr>
-            <w:proofErr w:type="gramStart"/>
             <w:r>
               <w:rPr>
                 <w:rFonts w:ascii="Calibri" w:eastAsia="Times New Roman" w:hAnsi="Calibri" w:cs="Calibri"/>
@@ -3558,29 +3081,16 @@
               </w:rPr>
               <w:t xml:space="preserve">{{ </w:t>
             </w:r>
-            <w:proofErr w:type="spellStart"/>
-            <w:r>
-              <w:rPr>
-                <w:rFonts w:ascii="Calibri" w:eastAsia="Times New Roman" w:hAnsi="Calibri" w:cs="Calibri"/>
-                <w:color w:val="000000"/>
-                <w:sz w:val="18"/>
-                <w:szCs w:val="18"/>
-                <w:lang w:eastAsia="es-MX"/>
-              </w:rPr>
-              <w:t>descripcion</w:t>
-            </w:r>
-            <w:proofErr w:type="gramEnd"/>
-            <w:r>
-              <w:rPr>
-                <w:rFonts w:ascii="Calibri" w:eastAsia="Times New Roman" w:hAnsi="Calibri" w:cs="Calibri"/>
-                <w:color w:val="000000"/>
-                <w:sz w:val="18"/>
-                <w:szCs w:val="18"/>
-                <w:lang w:eastAsia="es-MX"/>
-              </w:rPr>
-              <w:t>_solido_combustible</w:t>
-            </w:r>
-            <w:proofErr w:type="spellEnd"/>
+            <w:r>
+              <w:rPr>
+                <w:rFonts w:ascii="Calibri" w:eastAsia="Times New Roman" w:hAnsi="Calibri" w:cs="Calibri"/>
+                <w:color w:val="000000"/>
+                <w:sz w:val="18"/>
+                <w:szCs w:val="18"/>
+                <w:lang w:eastAsia="es-MX"/>
+              </w:rPr>
+              <w:t>descripcion_solido_combustible</w:t>
+            </w:r>
             <w:r>
               <w:rPr>
                 <w:rFonts w:ascii="Calibri" w:eastAsia="Times New Roman" w:hAnsi="Calibri" w:cs="Calibri"/>
@@ -3619,49 +3129,35 @@
                 <w:lang w:eastAsia="es-MX"/>
               </w:rPr>
             </w:pPr>
-            <w:proofErr w:type="gramStart"/>
-            <w:r>
-              <w:rPr>
-                <w:rFonts w:ascii="Calibri" w:eastAsia="Times New Roman" w:hAnsi="Calibri" w:cs="Calibri"/>
-                <w:color w:val="000000"/>
-                <w:sz w:val="18"/>
-                <w:szCs w:val="18"/>
-                <w:lang w:eastAsia="es-MX"/>
-              </w:rPr>
-              <w:t xml:space="preserve">{{ </w:t>
-            </w:r>
-            <w:proofErr w:type="spellStart"/>
-            <w:r>
-              <w:rPr>
-                <w:rFonts w:ascii="Calibri" w:eastAsia="Times New Roman" w:hAnsi="Calibri" w:cs="Calibri"/>
-                <w:color w:val="000000"/>
-                <w:sz w:val="18"/>
-                <w:szCs w:val="18"/>
-                <w:lang w:eastAsia="es-MX"/>
-              </w:rPr>
-              <w:t>solido</w:t>
-            </w:r>
-            <w:proofErr w:type="gramEnd"/>
-            <w:r>
-              <w:rPr>
-                <w:rFonts w:ascii="Calibri" w:eastAsia="Times New Roman" w:hAnsi="Calibri" w:cs="Calibri"/>
-                <w:color w:val="000000"/>
-                <w:sz w:val="18"/>
-                <w:szCs w:val="18"/>
-                <w:lang w:eastAsia="es-MX"/>
-              </w:rPr>
-              <w:t>_combusible</w:t>
-            </w:r>
-            <w:proofErr w:type="spellEnd"/>
-            <w:r>
-              <w:rPr>
-                <w:rFonts w:ascii="Calibri" w:eastAsia="Times New Roman" w:hAnsi="Calibri" w:cs="Calibri"/>
-                <w:color w:val="000000"/>
-                <w:sz w:val="18"/>
-                <w:szCs w:val="18"/>
-                <w:lang w:eastAsia="es-MX"/>
-              </w:rPr>
-              <w:t xml:space="preserve"> }}</w:t>
+            <w:r>
+              <w:rPr>
+                <w:rFonts w:ascii="Calibri" w:eastAsia="Times New Roman" w:hAnsi="Calibri" w:cs="Calibri"/>
+                <w:color w:val="000000"/>
+                <w:sz w:val="18"/>
+                <w:szCs w:val="18"/>
+                <w:lang w:eastAsia="es-MX"/>
+              </w:rPr>
+              <w:t>{{ solido_combus</w:t>
+            </w:r>
+            <w:r>
+              <w:rPr>
+                <w:rFonts w:ascii="Calibri" w:eastAsia="Times New Roman" w:hAnsi="Calibri" w:cs="Calibri"/>
+                <w:color w:val="000000"/>
+                <w:sz w:val="18"/>
+                <w:szCs w:val="18"/>
+                <w:lang w:eastAsia="es-MX"/>
+              </w:rPr>
+              <w:t>t</w:t>
+            </w:r>
+            <w:r>
+              <w:rPr>
+                <w:rFonts w:ascii="Calibri" w:eastAsia="Times New Roman" w:hAnsi="Calibri" w:cs="Calibri"/>
+                <w:color w:val="000000"/>
+                <w:sz w:val="18"/>
+                <w:szCs w:val="18"/>
+                <w:lang w:eastAsia="es-MX"/>
+              </w:rPr>
+              <w:t>ible }}</w:t>
             </w:r>
           </w:p>
         </w:tc>
@@ -3859,7 +3355,6 @@
                 <w:lang w:eastAsia="es-MX"/>
               </w:rPr>
             </w:pPr>
-            <w:proofErr w:type="gramStart"/>
             <w:r>
               <w:rPr>
                 <w:rFonts w:ascii="Calibri" w:eastAsia="Times New Roman" w:hAnsi="Calibri" w:cs="Calibri"/>
@@ -3870,10 +3365,66 @@
                 <w:szCs w:val="18"/>
                 <w:lang w:eastAsia="es-MX"/>
               </w:rPr>
-              <w:t>{{ turnos</w:t>
-            </w:r>
-            <w:proofErr w:type="gramEnd"/>
-            <w:r>
+              <w:t>{{ turnos }}</w:t>
+            </w:r>
+          </w:p>
+        </w:tc>
+        <w:tc>
+          <w:tcPr>
+            <w:tcW w:w="648" w:type="dxa"/>
+            <w:tcBorders>
+              <w:top w:val="single" w:sz="4" w:space="0" w:color="auto"/>
+              <w:left w:val="nil"/>
+              <w:bottom w:val="single" w:sz="4" w:space="0" w:color="auto"/>
+              <w:right w:val="single" w:sz="4" w:space="0" w:color="000000"/>
+            </w:tcBorders>
+            <w:shd w:val="clear" w:color="000000" w:fill="F2F2F2"/>
+            <w:noWrap/>
+            <w:vAlign w:val="center"/>
+            <w:hideMark/>
+          </w:tcPr>
+          <w:p>
+            <w:pPr>
+              <w:spacing w:after="0" w:line="240" w:lineRule="auto"/>
+              <w:jc w:val="center"/>
+              <w:rPr>
+                <w:rFonts w:ascii="Calibri" w:eastAsia="Times New Roman" w:hAnsi="Calibri" w:cs="Calibri"/>
+                <w:color w:val="000000"/>
+                <w:sz w:val="18"/>
+                <w:szCs w:val="18"/>
+                <w:lang w:eastAsia="es-MX"/>
+              </w:rPr>
+            </w:pPr>
+            <w:r>
+              <w:rPr>
+                <w:rFonts w:ascii="Calibri" w:eastAsia="Times New Roman" w:hAnsi="Calibri" w:cs="Calibri"/>
+                <w:color w:val="000000"/>
+                <w:sz w:val="18"/>
+                <w:szCs w:val="18"/>
+                <w:lang w:eastAsia="es-MX"/>
+              </w:rPr>
+              <w:t>Total:</w:t>
+            </w:r>
+          </w:p>
+        </w:tc>
+        <w:tc>
+          <w:tcPr>
+            <w:tcW w:w="813" w:type="dxa"/>
+            <w:tcBorders>
+              <w:top w:val="single" w:sz="4" w:space="0" w:color="auto"/>
+              <w:left w:val="nil"/>
+              <w:bottom w:val="single" w:sz="4" w:space="0" w:color="auto"/>
+              <w:right w:val="single" w:sz="4" w:space="0" w:color="auto"/>
+            </w:tcBorders>
+            <w:shd w:val="clear" w:color="000000" w:fill="FFFF99"/>
+            <w:noWrap/>
+            <w:vAlign w:val="center"/>
+            <w:hideMark/>
+          </w:tcPr>
+          <w:p>
+            <w:pPr>
+              <w:spacing w:after="0" w:line="240" w:lineRule="auto"/>
+              <w:jc w:val="center"/>
               <w:rPr>
                 <w:rFonts w:ascii="Calibri" w:eastAsia="Times New Roman" w:hAnsi="Calibri" w:cs="Calibri"/>
                 <w:b/>
@@ -3883,66 +3434,8 @@
                 <w:szCs w:val="18"/>
                 <w:lang w:eastAsia="es-MX"/>
               </w:rPr>
-              <w:t xml:space="preserve"> }}</w:t>
-            </w:r>
-          </w:p>
-        </w:tc>
-        <w:tc>
-          <w:tcPr>
-            <w:tcW w:w="648" w:type="dxa"/>
-            <w:tcBorders>
-              <w:top w:val="single" w:sz="4" w:space="0" w:color="auto"/>
-              <w:left w:val="nil"/>
-              <w:bottom w:val="single" w:sz="4" w:space="0" w:color="auto"/>
-              <w:right w:val="single" w:sz="4" w:space="0" w:color="000000"/>
-            </w:tcBorders>
-            <w:shd w:val="clear" w:color="000000" w:fill="F2F2F2"/>
-            <w:noWrap/>
-            <w:vAlign w:val="center"/>
-            <w:hideMark/>
-          </w:tcPr>
-          <w:p>
-            <w:pPr>
-              <w:spacing w:after="0" w:line="240" w:lineRule="auto"/>
-              <w:jc w:val="center"/>
-              <w:rPr>
-                <w:rFonts w:ascii="Calibri" w:eastAsia="Times New Roman" w:hAnsi="Calibri" w:cs="Calibri"/>
-                <w:color w:val="000000"/>
-                <w:sz w:val="18"/>
-                <w:szCs w:val="18"/>
-                <w:lang w:eastAsia="es-MX"/>
-              </w:rPr>
-            </w:pPr>
-            <w:r>
-              <w:rPr>
-                <w:rFonts w:ascii="Calibri" w:eastAsia="Times New Roman" w:hAnsi="Calibri" w:cs="Calibri"/>
-                <w:color w:val="000000"/>
-                <w:sz w:val="18"/>
-                <w:szCs w:val="18"/>
-                <w:lang w:eastAsia="es-MX"/>
-              </w:rPr>
-              <w:t>Total:</w:t>
-            </w:r>
-          </w:p>
-        </w:tc>
-        <w:tc>
-          <w:tcPr>
-            <w:tcW w:w="813" w:type="dxa"/>
-            <w:tcBorders>
-              <w:top w:val="single" w:sz="4" w:space="0" w:color="auto"/>
-              <w:left w:val="nil"/>
-              <w:bottom w:val="single" w:sz="4" w:space="0" w:color="auto"/>
-              <w:right w:val="single" w:sz="4" w:space="0" w:color="auto"/>
-            </w:tcBorders>
-            <w:shd w:val="clear" w:color="000000" w:fill="FFFF99"/>
-            <w:noWrap/>
-            <w:vAlign w:val="center"/>
-            <w:hideMark/>
-          </w:tcPr>
-          <w:p>
-            <w:pPr>
-              <w:spacing w:after="0" w:line="240" w:lineRule="auto"/>
-              <w:jc w:val="center"/>
+            </w:pPr>
+            <w:r>
               <w:rPr>
                 <w:rFonts w:ascii="Calibri" w:eastAsia="Times New Roman" w:hAnsi="Calibri" w:cs="Calibri"/>
                 <w:b/>
@@ -3952,9 +3445,68 @@
                 <w:szCs w:val="18"/>
                 <w:lang w:eastAsia="es-MX"/>
               </w:rPr>
-            </w:pPr>
-            <w:proofErr w:type="gramStart"/>
-            <w:r>
+              <w:t>{{ trabajadores }}</w:t>
+            </w:r>
+          </w:p>
+        </w:tc>
+        <w:tc>
+          <w:tcPr>
+            <w:tcW w:w="3527" w:type="dxa"/>
+            <w:gridSpan w:val="4"/>
+            <w:tcBorders>
+              <w:top w:val="single" w:sz="4" w:space="0" w:color="auto"/>
+              <w:left w:val="nil"/>
+              <w:bottom w:val="single" w:sz="4" w:space="0" w:color="auto"/>
+              <w:right w:val="single" w:sz="4" w:space="0" w:color="000000"/>
+            </w:tcBorders>
+            <w:shd w:val="clear" w:color="000000" w:fill="D9D9D9"/>
+            <w:noWrap/>
+            <w:vAlign w:val="center"/>
+            <w:hideMark/>
+          </w:tcPr>
+          <w:p>
+            <w:pPr>
+              <w:spacing w:after="0" w:line="240" w:lineRule="auto"/>
+              <w:jc w:val="center"/>
+              <w:rPr>
+                <w:rFonts w:ascii="Calibri" w:eastAsia="Times New Roman" w:hAnsi="Calibri" w:cs="Calibri"/>
+                <w:color w:val="000000"/>
+                <w:sz w:val="18"/>
+                <w:szCs w:val="18"/>
+                <w:lang w:eastAsia="es-MX"/>
+              </w:rPr>
+            </w:pPr>
+            <w:r>
+              <w:rPr>
+                <w:rFonts w:ascii="Calibri" w:eastAsia="Times New Roman" w:hAnsi="Calibri" w:cs="Calibri"/>
+                <w:color w:val="000000"/>
+                <w:sz w:val="18"/>
+                <w:szCs w:val="18"/>
+                <w:lang w:eastAsia="es-MX"/>
+              </w:rPr>
+              <w:t>Visitantes + contratistas + clientes =</w:t>
+            </w:r>
+          </w:p>
+        </w:tc>
+        <w:tc>
+          <w:tcPr>
+            <w:tcW w:w="1667" w:type="dxa"/>
+            <w:gridSpan w:val="2"/>
+            <w:tcBorders>
+              <w:top w:val="single" w:sz="4" w:space="0" w:color="auto"/>
+              <w:left w:val="nil"/>
+              <w:bottom w:val="single" w:sz="4" w:space="0" w:color="auto"/>
+              <w:right w:val="single" w:sz="4" w:space="0" w:color="auto"/>
+            </w:tcBorders>
+            <w:shd w:val="clear" w:color="000000" w:fill="FFFF99"/>
+            <w:noWrap/>
+            <w:vAlign w:val="center"/>
+            <w:hideMark/>
+          </w:tcPr>
+          <w:p>
+            <w:pPr>
+              <w:spacing w:after="0" w:line="240" w:lineRule="auto"/>
+              <w:jc w:val="center"/>
               <w:rPr>
                 <w:rFonts w:ascii="Calibri" w:eastAsia="Times New Roman" w:hAnsi="Calibri" w:cs="Calibri"/>
                 <w:b/>
@@ -3964,9 +3516,7 @@
                 <w:szCs w:val="18"/>
                 <w:lang w:eastAsia="es-MX"/>
               </w:rPr>
-              <w:t>{{ trabajadores</w:t>
-            </w:r>
-            <w:proofErr w:type="gramEnd"/>
+            </w:pPr>
             <w:r>
               <w:rPr>
                 <w:rFonts w:ascii="Calibri" w:eastAsia="Times New Roman" w:hAnsi="Calibri" w:cs="Calibri"/>
@@ -3977,103 +3527,7 @@
                 <w:szCs w:val="18"/>
                 <w:lang w:eastAsia="es-MX"/>
               </w:rPr>
-              <w:t xml:space="preserve"> }}</w:t>
-            </w:r>
-          </w:p>
-        </w:tc>
-        <w:tc>
-          <w:tcPr>
-            <w:tcW w:w="3527" w:type="dxa"/>
-            <w:gridSpan w:val="4"/>
-            <w:tcBorders>
-              <w:top w:val="single" w:sz="4" w:space="0" w:color="auto"/>
-              <w:left w:val="nil"/>
-              <w:bottom w:val="single" w:sz="4" w:space="0" w:color="auto"/>
-              <w:right w:val="single" w:sz="4" w:space="0" w:color="000000"/>
-            </w:tcBorders>
-            <w:shd w:val="clear" w:color="000000" w:fill="D9D9D9"/>
-            <w:noWrap/>
-            <w:vAlign w:val="center"/>
-            <w:hideMark/>
-          </w:tcPr>
-          <w:p>
-            <w:pPr>
-              <w:spacing w:after="0" w:line="240" w:lineRule="auto"/>
-              <w:jc w:val="center"/>
-              <w:rPr>
-                <w:rFonts w:ascii="Calibri" w:eastAsia="Times New Roman" w:hAnsi="Calibri" w:cs="Calibri"/>
-                <w:color w:val="000000"/>
-                <w:sz w:val="18"/>
-                <w:szCs w:val="18"/>
-                <w:lang w:eastAsia="es-MX"/>
-              </w:rPr>
-            </w:pPr>
-            <w:r>
-              <w:rPr>
-                <w:rFonts w:ascii="Calibri" w:eastAsia="Times New Roman" w:hAnsi="Calibri" w:cs="Calibri"/>
-                <w:color w:val="000000"/>
-                <w:sz w:val="18"/>
-                <w:szCs w:val="18"/>
-                <w:lang w:eastAsia="es-MX"/>
-              </w:rPr>
-              <w:t>Visitantes + contratistas + clientes =</w:t>
-            </w:r>
-          </w:p>
-        </w:tc>
-        <w:tc>
-          <w:tcPr>
-            <w:tcW w:w="1667" w:type="dxa"/>
-            <w:gridSpan w:val="2"/>
-            <w:tcBorders>
-              <w:top w:val="single" w:sz="4" w:space="0" w:color="auto"/>
-              <w:left w:val="nil"/>
-              <w:bottom w:val="single" w:sz="4" w:space="0" w:color="auto"/>
-              <w:right w:val="single" w:sz="4" w:space="0" w:color="auto"/>
-            </w:tcBorders>
-            <w:shd w:val="clear" w:color="000000" w:fill="FFFF99"/>
-            <w:noWrap/>
-            <w:vAlign w:val="center"/>
-            <w:hideMark/>
-          </w:tcPr>
-          <w:p>
-            <w:pPr>
-              <w:spacing w:after="0" w:line="240" w:lineRule="auto"/>
-              <w:jc w:val="center"/>
-              <w:rPr>
-                <w:rFonts w:ascii="Calibri" w:eastAsia="Times New Roman" w:hAnsi="Calibri" w:cs="Calibri"/>
-                <w:b/>
-                <w:bCs/>
-                <w:color w:val="000000"/>
-                <w:sz w:val="18"/>
-                <w:szCs w:val="18"/>
-                <w:lang w:eastAsia="es-MX"/>
-              </w:rPr>
-            </w:pPr>
-            <w:proofErr w:type="gramStart"/>
-            <w:r>
-              <w:rPr>
-                <w:rFonts w:ascii="Calibri" w:eastAsia="Times New Roman" w:hAnsi="Calibri" w:cs="Calibri"/>
-                <w:b/>
-                <w:bCs/>
-                <w:color w:val="000000"/>
-                <w:sz w:val="18"/>
-                <w:szCs w:val="18"/>
-                <w:lang w:eastAsia="es-MX"/>
-              </w:rPr>
-              <w:t>{{ flotante</w:t>
-            </w:r>
-            <w:proofErr w:type="gramEnd"/>
-            <w:r>
-              <w:rPr>
-                <w:rFonts w:ascii="Calibri" w:eastAsia="Times New Roman" w:hAnsi="Calibri" w:cs="Calibri"/>
-                <w:b/>
-                <w:bCs/>
-                <w:color w:val="000000"/>
-                <w:sz w:val="18"/>
-                <w:szCs w:val="18"/>
-                <w:lang w:eastAsia="es-MX"/>
-              </w:rPr>
-              <w:t xml:space="preserve"> }}</w:t>
+              <w:t>{{ flotante }}</w:t>
             </w:r>
           </w:p>
         </w:tc>
@@ -4312,7 +3766,6 @@
                 <w:lang w:eastAsia="es-MX"/>
               </w:rPr>
             </w:pPr>
-            <w:proofErr w:type="gramStart"/>
             <w:r>
               <w:rPr>
                 <w:sz w:val="18"/>
@@ -4320,23 +3773,13 @@
               </w:rPr>
               <w:t xml:space="preserve">{{ </w:t>
             </w:r>
-            <w:proofErr w:type="spellStart"/>
-            <w:r>
-              <w:rPr>
-                <w:sz w:val="18"/>
-                <w:szCs w:val="18"/>
-              </w:rPr>
-              <w:t>valor</w:t>
-            </w:r>
-            <w:proofErr w:type="gramEnd"/>
-            <w:r>
-              <w:rPr>
-                <w:sz w:val="18"/>
-                <w:szCs w:val="18"/>
-              </w:rPr>
-              <w:t>_gas_inflamable</w:t>
-            </w:r>
-            <w:proofErr w:type="spellEnd"/>
+            <w:r>
+              <w:rPr>
+                <w:sz w:val="18"/>
+                <w:szCs w:val="18"/>
+              </w:rPr>
+              <w:t>valor_gas_inflamable</w:t>
+            </w:r>
             <w:r>
               <w:rPr>
                 <w:sz w:val="18"/>
@@ -4455,7 +3898,6 @@
                 <w:lang w:eastAsia="es-MX"/>
               </w:rPr>
             </w:pPr>
-            <w:proofErr w:type="gramStart"/>
             <w:r>
               <w:rPr>
                 <w:sz w:val="18"/>
@@ -4463,23 +3905,13 @@
               </w:rPr>
               <w:t xml:space="preserve">{{ </w:t>
             </w:r>
-            <w:proofErr w:type="spellStart"/>
-            <w:r>
-              <w:rPr>
-                <w:sz w:val="18"/>
-                <w:szCs w:val="18"/>
-              </w:rPr>
-              <w:t>valor</w:t>
-            </w:r>
-            <w:proofErr w:type="gramEnd"/>
-            <w:r>
-              <w:rPr>
-                <w:sz w:val="18"/>
-                <w:szCs w:val="18"/>
-              </w:rPr>
-              <w:t>_liquido_inflamable</w:t>
-            </w:r>
-            <w:proofErr w:type="spellEnd"/>
+            <w:r>
+              <w:rPr>
+                <w:sz w:val="18"/>
+                <w:szCs w:val="18"/>
+              </w:rPr>
+              <w:t>valor_liquido_inflamable</w:t>
+            </w:r>
             <w:r>
               <w:rPr>
                 <w:sz w:val="18"/>
@@ -4598,7 +4030,6 @@
                 <w:lang w:eastAsia="es-MX"/>
               </w:rPr>
             </w:pPr>
-            <w:proofErr w:type="gramStart"/>
             <w:r>
               <w:rPr>
                 <w:rFonts w:ascii="Calibri" w:eastAsia="Times New Roman" w:hAnsi="Calibri" w:cs="Calibri"/>
@@ -4609,29 +4040,16 @@
               </w:rPr>
               <w:t xml:space="preserve">{{ </w:t>
             </w:r>
-            <w:proofErr w:type="spellStart"/>
-            <w:r>
-              <w:rPr>
-                <w:rFonts w:ascii="Calibri" w:eastAsia="Times New Roman" w:hAnsi="Calibri" w:cs="Calibri"/>
-                <w:color w:val="000000"/>
-                <w:sz w:val="18"/>
-                <w:szCs w:val="18"/>
-                <w:lang w:eastAsia="es-MX"/>
-              </w:rPr>
-              <w:t>valor</w:t>
-            </w:r>
-            <w:proofErr w:type="gramEnd"/>
-            <w:r>
-              <w:rPr>
-                <w:rFonts w:ascii="Calibri" w:eastAsia="Times New Roman" w:hAnsi="Calibri" w:cs="Calibri"/>
-                <w:color w:val="000000"/>
-                <w:sz w:val="18"/>
-                <w:szCs w:val="18"/>
-                <w:lang w:eastAsia="es-MX"/>
-              </w:rPr>
-              <w:t>_liquido_combustible</w:t>
-            </w:r>
-            <w:proofErr w:type="spellEnd"/>
+            <w:r>
+              <w:rPr>
+                <w:rFonts w:ascii="Calibri" w:eastAsia="Times New Roman" w:hAnsi="Calibri" w:cs="Calibri"/>
+                <w:color w:val="000000"/>
+                <w:sz w:val="18"/>
+                <w:szCs w:val="18"/>
+                <w:lang w:eastAsia="es-MX"/>
+              </w:rPr>
+              <w:t>valor_liquido_combustible</w:t>
+            </w:r>
             <w:r>
               <w:rPr>
                 <w:rFonts w:ascii="Calibri" w:eastAsia="Times New Roman" w:hAnsi="Calibri" w:cs="Calibri"/>
@@ -4753,7 +4171,6 @@
                 <w:lang w:eastAsia="es-MX"/>
               </w:rPr>
             </w:pPr>
-            <w:proofErr w:type="gramStart"/>
             <w:r>
               <w:rPr>
                 <w:sz w:val="18"/>
@@ -4761,23 +4178,13 @@
               </w:rPr>
               <w:t xml:space="preserve">{{ </w:t>
             </w:r>
-            <w:proofErr w:type="spellStart"/>
-            <w:r>
-              <w:rPr>
-                <w:sz w:val="18"/>
-                <w:szCs w:val="18"/>
-              </w:rPr>
-              <w:t>valor</w:t>
-            </w:r>
-            <w:proofErr w:type="gramEnd"/>
-            <w:r>
-              <w:rPr>
-                <w:sz w:val="18"/>
-                <w:szCs w:val="18"/>
-              </w:rPr>
-              <w:t>_solido_combustible</w:t>
-            </w:r>
-            <w:proofErr w:type="spellEnd"/>
+            <w:r>
+              <w:rPr>
+                <w:sz w:val="18"/>
+                <w:szCs w:val="18"/>
+              </w:rPr>
+              <w:t>valor_solido_combustible</w:t>
+            </w:r>
             <w:r>
               <w:rPr>
                 <w:sz w:val="18"/>
@@ -5017,33 +4424,13 @@
                 <w:lang w:eastAsia="es-MX"/>
               </w:rPr>
             </w:pPr>
-            <w:proofErr w:type="gramStart"/>
-            <w:r>
-              <w:rPr>
-                <w:rFonts w:ascii="Calibri" w:eastAsia="Times New Roman" w:hAnsi="Calibri" w:cs="Calibri"/>
-                <w:color w:val="000000"/>
-                <w:lang w:eastAsia="es-MX"/>
-              </w:rPr>
-              <w:t xml:space="preserve">{{ </w:t>
-            </w:r>
-            <w:proofErr w:type="spellStart"/>
-            <w:r>
-              <w:rPr>
-                <w:rFonts w:ascii="Calibri" w:eastAsia="Times New Roman" w:hAnsi="Calibri" w:cs="Calibri"/>
-                <w:color w:val="000000"/>
-                <w:lang w:eastAsia="es-MX"/>
-              </w:rPr>
-              <w:t>dia</w:t>
-            </w:r>
-            <w:proofErr w:type="spellEnd"/>
-            <w:proofErr w:type="gramEnd"/>
-            <w:r>
-              <w:rPr>
-                <w:rFonts w:ascii="Calibri" w:eastAsia="Times New Roman" w:hAnsi="Calibri" w:cs="Calibri"/>
-                <w:color w:val="000000"/>
-                <w:lang w:eastAsia="es-MX"/>
-              </w:rPr>
-              <w:t xml:space="preserve"> }}</w:t>
+            <w:r>
+              <w:rPr>
+                <w:rFonts w:ascii="Calibri" w:eastAsia="Times New Roman" w:hAnsi="Calibri" w:cs="Calibri"/>
+                <w:color w:val="000000"/>
+                <w:lang w:eastAsia="es-MX"/>
+              </w:rPr>
+              <w:t>{{ dia }}</w:t>
             </w:r>
             <w:r>
               <w:rPr>
@@ -5075,25 +4462,7 @@
                 <w:color w:val="000000"/>
                 <w:lang w:eastAsia="es-MX"/>
               </w:rPr>
-              <w:t xml:space="preserve">{{ </w:t>
-            </w:r>
-            <w:proofErr w:type="spellStart"/>
-            <w:r>
-              <w:rPr>
-                <w:rFonts w:ascii="Calibri" w:eastAsia="Times New Roman" w:hAnsi="Calibri" w:cs="Calibri"/>
-                <w:color w:val="000000"/>
-                <w:lang w:eastAsia="es-MX"/>
-              </w:rPr>
-              <w:t>anio</w:t>
-            </w:r>
-            <w:proofErr w:type="spellEnd"/>
-            <w:r>
-              <w:rPr>
-                <w:rFonts w:ascii="Calibri" w:eastAsia="Times New Roman" w:hAnsi="Calibri" w:cs="Calibri"/>
-                <w:color w:val="000000"/>
-                <w:lang w:eastAsia="es-MX"/>
-              </w:rPr>
-              <w:t xml:space="preserve"> }}</w:t>
+              <w:t>{{ anio }}</w:t>
             </w:r>
           </w:p>
         </w:tc>
@@ -5124,27 +4493,15 @@
                 <w:lang w:eastAsia="es-MX"/>
               </w:rPr>
             </w:pPr>
-            <w:proofErr w:type="spellStart"/>
-            <w:r>
-              <w:rPr>
-                <w:rFonts w:ascii="Calibri" w:eastAsia="Times New Roman" w:hAnsi="Calibri" w:cs="Calibri"/>
-                <w:color w:val="000000"/>
-                <w:sz w:val="18"/>
-                <w:szCs w:val="18"/>
-                <w:lang w:eastAsia="es-MX"/>
-              </w:rPr>
-              <w:t>Sup</w:t>
-            </w:r>
-            <w:proofErr w:type="spellEnd"/>
-            <w:r>
-              <w:rPr>
-                <w:rFonts w:ascii="Calibri" w:eastAsia="Times New Roman" w:hAnsi="Calibri" w:cs="Calibri"/>
-                <w:color w:val="000000"/>
-                <w:sz w:val="18"/>
-                <w:szCs w:val="18"/>
-                <w:lang w:eastAsia="es-MX"/>
-              </w:rPr>
-              <w:t>. Construida (m2):</w:t>
+            <w:r>
+              <w:rPr>
+                <w:rFonts w:ascii="Calibri" w:eastAsia="Times New Roman" w:hAnsi="Calibri" w:cs="Calibri"/>
+                <w:color w:val="000000"/>
+                <w:sz w:val="18"/>
+                <w:szCs w:val="18"/>
+                <w:lang w:eastAsia="es-MX"/>
+              </w:rPr>
+              <w:t>Sup. Construida (m2):</w:t>
             </w:r>
           </w:p>
         </w:tc>
@@ -5173,23 +4530,13 @@
                 <w:lang w:eastAsia="es-MX"/>
               </w:rPr>
             </w:pPr>
-            <w:proofErr w:type="gramStart"/>
-            <w:r>
-              <w:rPr>
-                <w:rFonts w:ascii="Calibri" w:eastAsia="Times New Roman" w:hAnsi="Calibri" w:cs="Calibri"/>
-                <w:color w:val="000000"/>
-                <w:lang w:eastAsia="es-MX"/>
-              </w:rPr>
-              <w:t>{{ construccion</w:t>
-            </w:r>
-            <w:proofErr w:type="gramEnd"/>
-            <w:r>
-              <w:rPr>
-                <w:rFonts w:ascii="Calibri" w:eastAsia="Times New Roman" w:hAnsi="Calibri" w:cs="Calibri"/>
-                <w:color w:val="000000"/>
-                <w:lang w:eastAsia="es-MX"/>
-              </w:rPr>
-              <w:t>_m2 }}</w:t>
+            <w:r>
+              <w:rPr>
+                <w:rFonts w:ascii="Calibri" w:eastAsia="Times New Roman" w:hAnsi="Calibri" w:cs="Calibri"/>
+                <w:color w:val="000000"/>
+                <w:lang w:eastAsia="es-MX"/>
+              </w:rPr>
+              <w:t>{{ construccion_m2 }}</w:t>
             </w:r>
           </w:p>
         </w:tc>
@@ -5277,7 +4624,6 @@
                 <w:lang w:eastAsia="es-MX"/>
               </w:rPr>
             </w:pPr>
-            <w:proofErr w:type="gramStart"/>
             <w:r>
               <w:rPr>
                 <w:rFonts w:ascii="Calibri" w:eastAsia="Times New Roman" w:hAnsi="Calibri" w:cs="Calibri"/>
@@ -5288,46 +4634,7 @@
                 <w:szCs w:val="18"/>
                 <w:lang w:eastAsia="es-MX"/>
               </w:rPr>
-              <w:t xml:space="preserve">{{ </w:t>
-            </w:r>
-            <w:proofErr w:type="spellStart"/>
-            <w:r>
-              <w:rPr>
-                <w:rFonts w:ascii="Calibri" w:eastAsia="Times New Roman" w:hAnsi="Calibri" w:cs="Calibri"/>
-                <w:b/>
-                <w:bCs/>
-                <w:color w:val="FF0000"/>
-                <w:sz w:val="18"/>
-                <w:szCs w:val="18"/>
-                <w:lang w:eastAsia="es-MX"/>
-              </w:rPr>
-              <w:t>tipo</w:t>
-            </w:r>
-            <w:proofErr w:type="gramEnd"/>
-            <w:r>
-              <w:rPr>
-                <w:rFonts w:ascii="Calibri" w:eastAsia="Times New Roman" w:hAnsi="Calibri" w:cs="Calibri"/>
-                <w:b/>
-                <w:bCs/>
-                <w:color w:val="FF0000"/>
-                <w:sz w:val="18"/>
-                <w:szCs w:val="18"/>
-                <w:lang w:eastAsia="es-MX"/>
-              </w:rPr>
-              <w:t>_riesgo</w:t>
-            </w:r>
-            <w:proofErr w:type="spellEnd"/>
-            <w:r>
-              <w:rPr>
-                <w:rFonts w:ascii="Calibri" w:eastAsia="Times New Roman" w:hAnsi="Calibri" w:cs="Calibri"/>
-                <w:b/>
-                <w:bCs/>
-                <w:color w:val="FF0000"/>
-                <w:sz w:val="18"/>
-                <w:szCs w:val="18"/>
-                <w:lang w:eastAsia="es-MX"/>
-              </w:rPr>
-              <w:t xml:space="preserve"> }}</w:t>
+              <w:t>{{ tipo_riesgo }}</w:t>
             </w:r>
           </w:p>
         </w:tc>
@@ -5623,7 +4930,6 @@
               </w:rPr>
               <w:t xml:space="preserve"> </w:t>
             </w:r>
-            <w:proofErr w:type="gramStart"/>
             <w:r>
               <w:rPr>
                 <w:rFonts w:ascii="Calibri" w:eastAsia="Times New Roman" w:hAnsi="Calibri" w:cs="Calibri"/>
@@ -5634,46 +4940,7 @@
                 <w:szCs w:val="28"/>
                 <w:lang w:eastAsia="es-MX"/>
               </w:rPr>
-              <w:t xml:space="preserve">{{ </w:t>
-            </w:r>
-            <w:proofErr w:type="spellStart"/>
-            <w:r>
-              <w:rPr>
-                <w:rFonts w:ascii="Calibri" w:eastAsia="Times New Roman" w:hAnsi="Calibri" w:cs="Calibri"/>
-                <w:b/>
-                <w:bCs/>
-                <w:color w:val="000000"/>
-                <w:sz w:val="28"/>
-                <w:szCs w:val="28"/>
-                <w:lang w:eastAsia="es-MX"/>
-              </w:rPr>
-              <w:t>giro</w:t>
-            </w:r>
-            <w:proofErr w:type="gramEnd"/>
-            <w:r>
-              <w:rPr>
-                <w:rFonts w:ascii="Calibri" w:eastAsia="Times New Roman" w:hAnsi="Calibri" w:cs="Calibri"/>
-                <w:b/>
-                <w:bCs/>
-                <w:color w:val="000000"/>
-                <w:sz w:val="28"/>
-                <w:szCs w:val="28"/>
-                <w:lang w:eastAsia="es-MX"/>
-              </w:rPr>
-              <w:t>_comercial</w:t>
-            </w:r>
-            <w:proofErr w:type="spellEnd"/>
-            <w:r>
-              <w:rPr>
-                <w:rFonts w:ascii="Calibri" w:eastAsia="Times New Roman" w:hAnsi="Calibri" w:cs="Calibri"/>
-                <w:b/>
-                <w:bCs/>
-                <w:color w:val="000000"/>
-                <w:sz w:val="28"/>
-                <w:szCs w:val="28"/>
-                <w:lang w:eastAsia="es-MX"/>
-              </w:rPr>
-              <w:t xml:space="preserve"> }}</w:t>
+              <w:t>{{ giro_comercial }}</w:t>
             </w:r>
           </w:p>
         </w:tc>
@@ -5948,27 +5215,15 @@
                 <w:lang w:eastAsia="es-MX"/>
               </w:rPr>
             </w:pPr>
-            <w:proofErr w:type="gramStart"/>
-            <w:r>
-              <w:rPr>
-                <w:rFonts w:ascii="Calibri" w:eastAsia="Times New Roman" w:hAnsi="Calibri" w:cs="Calibri"/>
-                <w:color w:val="000000"/>
-                <w:sz w:val="18"/>
-                <w:szCs w:val="18"/>
-                <w:lang w:eastAsia="es-MX"/>
-              </w:rPr>
-              <w:t>{{ cocina</w:t>
-            </w:r>
-            <w:proofErr w:type="gramEnd"/>
-            <w:r>
-              <w:rPr>
-                <w:rFonts w:ascii="Calibri" w:eastAsia="Times New Roman" w:hAnsi="Calibri" w:cs="Calibri"/>
-                <w:color w:val="000000"/>
-                <w:sz w:val="18"/>
-                <w:szCs w:val="18"/>
-                <w:lang w:eastAsia="es-MX"/>
-              </w:rPr>
-              <w:t xml:space="preserve"> }}</w:t>
+            <w:r>
+              <w:rPr>
+                <w:rFonts w:ascii="Calibri" w:eastAsia="Times New Roman" w:hAnsi="Calibri" w:cs="Calibri"/>
+                <w:color w:val="000000"/>
+                <w:sz w:val="18"/>
+                <w:szCs w:val="18"/>
+                <w:lang w:eastAsia="es-MX"/>
+              </w:rPr>
+              <w:t>{{ cocina }}</w:t>
             </w:r>
           </w:p>
         </w:tc>
@@ -6586,41 +5841,13 @@
                 <w:lang w:eastAsia="es-MX"/>
               </w:rPr>
             </w:pPr>
-            <w:proofErr w:type="gramStart"/>
-            <w:r>
-              <w:rPr>
-                <w:rFonts w:ascii="Calibri" w:eastAsia="Times New Roman" w:hAnsi="Calibri" w:cs="Calibri"/>
-                <w:color w:val="000000"/>
-                <w:lang w:eastAsia="es-MX"/>
-              </w:rPr>
-              <w:t xml:space="preserve">{{ </w:t>
-            </w:r>
-            <w:proofErr w:type="spellStart"/>
-            <w:r>
-              <w:rPr>
-                <w:rFonts w:ascii="Calibri" w:eastAsia="Times New Roman" w:hAnsi="Calibri" w:cs="Calibri"/>
-                <w:color w:val="000000"/>
-                <w:lang w:eastAsia="es-MX"/>
-              </w:rPr>
-              <w:t>observaciones</w:t>
-            </w:r>
-            <w:proofErr w:type="gramEnd"/>
-            <w:r>
-              <w:rPr>
-                <w:rFonts w:ascii="Calibri" w:eastAsia="Times New Roman" w:hAnsi="Calibri" w:cs="Calibri"/>
-                <w:color w:val="000000"/>
-                <w:lang w:eastAsia="es-MX"/>
-              </w:rPr>
-              <w:t>_k</w:t>
-            </w:r>
-            <w:proofErr w:type="spellEnd"/>
-            <w:r>
-              <w:rPr>
-                <w:rFonts w:ascii="Calibri" w:eastAsia="Times New Roman" w:hAnsi="Calibri" w:cs="Calibri"/>
-                <w:color w:val="000000"/>
-                <w:lang w:eastAsia="es-MX"/>
-              </w:rPr>
-              <w:t xml:space="preserve"> }}</w:t>
+            <w:r>
+              <w:rPr>
+                <w:rFonts w:ascii="Calibri" w:eastAsia="Times New Roman" w:hAnsi="Calibri" w:cs="Calibri"/>
+                <w:color w:val="000000"/>
+                <w:lang w:eastAsia="es-MX"/>
+              </w:rPr>
+              <w:t>{{ observaciones_k }}</w:t>
             </w:r>
           </w:p>
         </w:tc>
@@ -6921,23 +6148,13 @@
                 <w:lang w:eastAsia="es-MX"/>
               </w:rPr>
             </w:pPr>
-            <w:proofErr w:type="gramStart"/>
-            <w:r>
-              <w:rPr>
-                <w:rFonts w:ascii="Calibri" w:eastAsia="Times New Roman" w:hAnsi="Calibri" w:cs="Calibri"/>
-                <w:color w:val="000000"/>
-                <w:lang w:eastAsia="es-MX"/>
-              </w:rPr>
-              <w:t>{{ extintor</w:t>
-            </w:r>
-            <w:proofErr w:type="gramEnd"/>
-            <w:r>
-              <w:rPr>
-                <w:rFonts w:ascii="Calibri" w:eastAsia="Times New Roman" w:hAnsi="Calibri" w:cs="Calibri"/>
-                <w:color w:val="000000"/>
-                <w:lang w:eastAsia="es-MX"/>
-              </w:rPr>
-              <w:t xml:space="preserve"> }}</w:t>
+            <w:r>
+              <w:rPr>
+                <w:rFonts w:ascii="Calibri" w:eastAsia="Times New Roman" w:hAnsi="Calibri" w:cs="Calibri"/>
+                <w:color w:val="000000"/>
+                <w:lang w:eastAsia="es-MX"/>
+              </w:rPr>
+              <w:t>{{ extintor }}</w:t>
             </w:r>
           </w:p>
         </w:tc>
@@ -8307,7 +7524,6 @@
                 <w:lang w:eastAsia="es-MX"/>
               </w:rPr>
             </w:pPr>
-            <w:proofErr w:type="gramStart"/>
             <w:r>
               <w:rPr>
                 <w:rFonts w:ascii="Calibri" w:eastAsia="Times New Roman" w:hAnsi="Calibri" w:cs="Calibri"/>
@@ -8316,40 +7532,7 @@
                 <w:color w:val="000000"/>
                 <w:lang w:eastAsia="es-MX"/>
               </w:rPr>
-              <w:t xml:space="preserve">{{ </w:t>
-            </w:r>
-            <w:proofErr w:type="spellStart"/>
-            <w:r>
-              <w:rPr>
-                <w:rFonts w:ascii="Calibri" w:eastAsia="Times New Roman" w:hAnsi="Calibri" w:cs="Calibri"/>
-                <w:b/>
-                <w:bCs/>
-                <w:color w:val="000000"/>
-                <w:lang w:eastAsia="es-MX"/>
-              </w:rPr>
-              <w:t>ext</w:t>
-            </w:r>
-            <w:proofErr w:type="gramEnd"/>
-            <w:r>
-              <w:rPr>
-                <w:rFonts w:ascii="Calibri" w:eastAsia="Times New Roman" w:hAnsi="Calibri" w:cs="Calibri"/>
-                <w:b/>
-                <w:bCs/>
-                <w:color w:val="000000"/>
-                <w:lang w:eastAsia="es-MX"/>
-              </w:rPr>
-              <w:t>_distancia</w:t>
-            </w:r>
-            <w:proofErr w:type="spellEnd"/>
-            <w:r>
-              <w:rPr>
-                <w:rFonts w:ascii="Calibri" w:eastAsia="Times New Roman" w:hAnsi="Calibri" w:cs="Calibri"/>
-                <w:b/>
-                <w:bCs/>
-                <w:color w:val="000000"/>
-                <w:lang w:eastAsia="es-MX"/>
-              </w:rPr>
-              <w:t xml:space="preserve"> }}</w:t>
+              <w:t>{{ ext_distancia }}</w:t>
             </w:r>
             <w:r>
               <w:rPr>
@@ -9590,6 +8773,13 @@
       </w:r>
     </w:p>
   </w:endnote>
+  <w:endnote w:type="continuationNotice" w:id="1">
+    <w:p>
+      <w:pPr>
+        <w:spacing w:after="0" w:line="240" w:lineRule="auto"/>
+      </w:pPr>
+    </w:p>
+  </w:endnote>
 </w:endnotes>
 </file>
 
@@ -9626,7 +8816,7 @@
                 <w:lang w:eastAsia="es-MX"/>
               </w:rPr>
               <w:drawing>
-                <wp:anchor distT="0" distB="0" distL="114300" distR="114300" simplePos="0" relativeHeight="251665408" behindDoc="1" locked="0" layoutInCell="1" allowOverlap="1" wp14:anchorId="3E6E53C5" wp14:editId="25251ACE">
+                <wp:anchor distT="0" distB="0" distL="114300" distR="114300" simplePos="0" relativeHeight="251658242" behindDoc="1" locked="0" layoutInCell="1" allowOverlap="1" wp14:anchorId="3E6E53C5" wp14:editId="25251ACE">
                   <wp:simplePos x="0" y="0"/>
                   <wp:positionH relativeFrom="column">
                     <wp:posOffset>5461000</wp:posOffset>
@@ -9814,7 +9004,7 @@
       <mc:AlternateContent>
         <mc:Choice Requires="wps">
           <w:drawing>
-            <wp:anchor distT="0" distB="0" distL="114300" distR="114300" simplePos="0" relativeHeight="251667456" behindDoc="0" locked="0" layoutInCell="1" allowOverlap="1" wp14:anchorId="29B3FC5C" wp14:editId="692CA000">
+            <wp:anchor distT="0" distB="0" distL="114300" distR="114300" simplePos="0" relativeHeight="251658243" behindDoc="0" locked="0" layoutInCell="1" allowOverlap="1" wp14:anchorId="29B3FC5C" wp14:editId="692CA000">
               <wp:simplePos x="0" y="0"/>
               <wp:positionH relativeFrom="column">
                 <wp:posOffset>3440853</wp:posOffset>
@@ -9990,7 +9180,7 @@
         <w:lang w:eastAsia="es-MX"/>
       </w:rPr>
       <w:drawing>
-        <wp:anchor distT="0" distB="0" distL="114300" distR="114300" simplePos="0" relativeHeight="251664384" behindDoc="1" locked="0" layoutInCell="1" allowOverlap="1" wp14:anchorId="283378F2" wp14:editId="3519F368">
+        <wp:anchor distT="0" distB="0" distL="114300" distR="114300" simplePos="0" relativeHeight="251658241" behindDoc="1" locked="0" layoutInCell="1" allowOverlap="1" wp14:anchorId="283378F2" wp14:editId="3519F368">
           <wp:simplePos x="0" y="0"/>
           <wp:positionH relativeFrom="margin">
             <wp:align>center</wp:align>
@@ -10118,6 +9308,13 @@
       <w:r>
         <w:continuationSeparator/>
       </w:r>
+    </w:p>
+  </w:footnote>
+  <w:footnote w:type="continuationNotice" w:id="1">
+    <w:p>
+      <w:pPr>
+        <w:spacing w:after="0" w:line="240" w:lineRule="auto"/>
+      </w:pPr>
     </w:p>
   </w:footnote>
 </w:footnotes>
@@ -10281,7 +9478,7 @@
         <w:noProof/>
       </w:rPr>
       <w:drawing>
-        <wp:anchor distT="0" distB="0" distL="114300" distR="114300" simplePos="0" relativeHeight="251662336" behindDoc="0" locked="0" layoutInCell="1" allowOverlap="1" wp14:anchorId="5DACA628" wp14:editId="436F2AA4">
+        <wp:anchor distT="0" distB="0" distL="114300" distR="114300" simplePos="0" relativeHeight="251658240" behindDoc="0" locked="0" layoutInCell="1" allowOverlap="1" wp14:anchorId="5DACA628" wp14:editId="436F2AA4">
           <wp:simplePos x="0" y="0"/>
           <wp:positionH relativeFrom="margin">
             <wp:align>right</wp:align>
